--- a/GS-DD-006_異常系処理設計書_v1.0.docx
+++ b/GS-DD-006_異常系処理設計書_v1.0.docx
@@ -954,20 +954,7 @@
           <w:sz w:val="19"/>
           <w:szCs w:val="19"/>
         </w:rPr>
-        <w:t xml:space="preserve">オンライン処理で発生する異常は、大きく分けて「システムエラー」「アプリケーションエラー」の二つに分類する。</w:t>
-      </w:r>
-    </w:p>
-    <w:p>
-      <w:pPr>
-        <w:spacing w:before="40" w:after="60"/>
-      </w:pPr>
-      <w:r>
-        <w:rPr>
-          <w:rFonts w:ascii="MS Gothic" w:cs="MS Gothic" w:eastAsia="MS Gothic" w:hAnsi="MS Gothic"/>
-          <w:sz w:val="19"/>
-          <w:szCs w:val="19"/>
-        </w:rPr>
-        <w:t xml:space="preserve">また、それぞれの異常のレベルは、「軽度エラー」と「重度エラー」の二つのレベルに分類する。</w:t>
+        <w:t xml:space="preserve">オンライン処理で発生する異常は、「処理継続可能なエラー」と「処理継続不可のエラー（専用画面あり）」の二つに分類する。</w:t>
       </w:r>
     </w:p>
     <w:p>
@@ -997,7 +984,7 @@
           <w:sz w:val="22"/>
           <w:szCs w:val="22"/>
         </w:rPr>
-        <w:t xml:space="preserve">(1) システムエラー</w:t>
+        <w:t xml:space="preserve">11.1.1 処理継続可能なエラー</w:t>
       </w:r>
     </w:p>
     <w:p>
@@ -1011,7 +998,7 @@
           <w:sz w:val="19"/>
           <w:szCs w:val="19"/>
         </w:rPr>
-        <w:t xml:space="preserve">サーバ・ミドルウェアに異常がある場合などの影響によるエラーが該当する。</w:t>
+        <w:t xml:space="preserve">業務ロジックによる判定で発生したエラーが該当する。入力検証エラーおよび生成された業務エラーが含まれる。</w:t>
       </w:r>
     </w:p>
     <w:p>
@@ -1025,7 +1012,7 @@
           <w:sz w:val="19"/>
           <w:szCs w:val="19"/>
         </w:rPr>
-        <w:t xml:space="preserve">ExceptionHandlerMiddleware がすべての未処理例外をキャッチし、フロントエンドに errList 形式のエラーを返却する。</w:t>
+        <w:t xml:space="preserve">処理継続可能なエラーは、「画面にエラーメッセージ表示」と「業務ロジックによる判定で発生したエラー」の2つの方法でユーザに通知する。</w:t>
       </w:r>
     </w:p>
     <w:p>
@@ -1039,109 +1026,7 @@
           <w:sz w:val="19"/>
           <w:szCs w:val="19"/>
         </w:rPr>
-        <w:t xml:space="preserve">フロントエンドの ErrorInterceptor がレスポンスから受け取ったメッセージコードをチェックし、メッセージコード種別を判別し、次の画面へ遷移するか、または自画面にエラーメッセージを表示するか処理を行う。</w:t>
-      </w:r>
-    </w:p>
-    <w:p>
-      <w:pPr>
-        <w:spacing w:before="0" w:after="60"/>
-      </w:pPr>
-      <w:r>
-        <w:rPr>
-          <w:rFonts w:ascii="MS Gothic" w:cs="MS Gothic" w:eastAsia="MS Gothic" w:hAnsi="MS Gothic"/>
-          <w:sz w:val="19"/>
-          <w:szCs w:val="19"/>
-        </w:rPr>
-        <w:t xml:space="preserve"/>
-      </w:r>
-    </w:p>
-    <w:p>
-      <w:pPr>
-        <w:pStyle w:val="Heading3"/>
-        <w:spacing w:before="160" w:after="60"/>
-      </w:pPr>
-      <w:r>
-        <w:rPr>
-          <w:rFonts w:ascii="MS Gothic" w:cs="MS Gothic" w:eastAsia="MS Gothic" w:hAnsi="MS Gothic"/>
-          <w:b/>
-          <w:bCs/>
-          <w:color w:val="1F3864"/>
-          <w:sz w:val="22"/>
-          <w:szCs w:val="22"/>
-        </w:rPr>
-        <w:t xml:space="preserve">(2) アプリケーションエラー</w:t>
-      </w:r>
-    </w:p>
-    <w:p>
-      <w:pPr>
-        <w:spacing w:before="40" w:after="60"/>
-        <w:ind w:left="360"/>
-      </w:pPr>
-      <w:r>
-        <w:rPr>
-          <w:rFonts w:ascii="MS Gothic" w:cs="MS Gothic" w:eastAsia="MS Gothic" w:hAnsi="MS Gothic"/>
-          <w:sz w:val="19"/>
-          <w:szCs w:val="19"/>
-        </w:rPr>
-        <w:t xml:space="preserve">業務ロジックによる判定で発生したエラーが該当する。FluentValidation による入力検証エラーおよび Service 層で生成された業務エラー（ServiceResult&lt;T&gt;）が含まれる。</w:t>
-      </w:r>
-    </w:p>
-    <w:p>
-      <w:pPr>
-        <w:spacing w:before="0" w:after="60"/>
-      </w:pPr>
-      <w:r>
-        <w:rPr>
-          <w:rFonts w:ascii="MS Gothic" w:cs="MS Gothic" w:eastAsia="MS Gothic" w:hAnsi="MS Gothic"/>
-          <w:sz w:val="19"/>
-          <w:szCs w:val="19"/>
-        </w:rPr>
-        <w:t xml:space="preserve"/>
-      </w:r>
-    </w:p>
-    <w:p>
-      <w:pPr>
-        <w:pStyle w:val="Heading3"/>
-        <w:spacing w:before="160" w:after="60"/>
-      </w:pPr>
-      <w:r>
-        <w:rPr>
-          <w:rFonts w:ascii="MS Gothic" w:cs="MS Gothic" w:eastAsia="MS Gothic" w:hAnsi="MS Gothic"/>
-          <w:b/>
-          <w:bCs/>
-          <w:color w:val="1F3864"/>
-          <w:sz w:val="22"/>
-          <w:szCs w:val="22"/>
-        </w:rPr>
-        <w:t xml:space="preserve">(3) 軽度エラー</w:t>
-      </w:r>
-    </w:p>
-    <w:p>
-      <w:pPr>
-        <w:spacing w:before="40" w:after="60"/>
-        <w:ind w:left="360"/>
-      </w:pPr>
-      <w:r>
-        <w:rPr>
-          <w:rFonts w:ascii="MS Gothic" w:cs="MS Gothic" w:eastAsia="MS Gothic" w:hAnsi="MS Gothic"/>
-          <w:sz w:val="19"/>
-          <w:szCs w:val="19"/>
-        </w:rPr>
-        <w:t xml:space="preserve">軽度エラーは、「エラーメッセージ表示」と「軽度エラー画面表示」の2つの方法でユーザに通知する。</w:t>
-      </w:r>
-    </w:p>
-    <w:p>
-      <w:pPr>
-        <w:spacing w:before="40" w:after="60"/>
-        <w:ind w:left="360"/>
-      </w:pPr>
-      <w:r>
-        <w:rPr>
-          <w:rFonts w:ascii="MS Gothic" w:cs="MS Gothic" w:eastAsia="MS Gothic" w:hAnsi="MS Gothic"/>
-          <w:sz w:val="19"/>
-          <w:szCs w:val="19"/>
-        </w:rPr>
-        <w:t xml:space="preserve">NotificationService が errList / wrnList を受け取り、フロントエンドにエラーを通知する。</w:t>
+        <w:t xml:space="preserve">共通例外処理クラスがメッセージコードを取得し、フロントエンドにエラーを返却する。</w:t>
       </w:r>
     </w:p>
     <w:p>
@@ -1173,7 +1058,7 @@
           <w:sz w:val="18"/>
           <w:szCs w:val="18"/>
         </w:rPr>
-        <w:t xml:space="preserve">「エラーメッセージ表示」は、入力内容を修正することで業務継続可能なエラーが該当する。</w:t>
+        <w:t xml:space="preserve">「画面にエラーメッセージ表示」は、入力内容を修正することで業務継続可能なエラーが該当する。</w:t>
       </w:r>
     </w:p>
     <w:p>
@@ -1191,7 +1076,7 @@
           <w:sz w:val="18"/>
           <w:szCs w:val="18"/>
         </w:rPr>
-        <w:t xml:space="preserve">「軽度エラー画面表示」は、時間経過・再実行などで業務継続可能なエラーが該当する。</w:t>
+        <w:t xml:space="preserve">「業務ロジックによる判定で発生したエラー」は、時間経過・再実行などで業務継続可能なエラーが該当する。</w:t>
       </w:r>
     </w:p>
     <w:p>
@@ -1218,7 +1103,7 @@
           <w:sz w:val="19"/>
           <w:szCs w:val="19"/>
         </w:rPr>
-        <w:t xml:space="preserve">入力データが未入力またはデータ形式が正しくない場合、フロントエンドはリクエストをバックエンドへ送信する前に自動で入力データをチェックする（Angular Reactive Forms バリデーション）。</w:t>
+        <w:t xml:space="preserve">入力データが未入力またはデータ形式が正しくない場合、フロントエンドはリクエストをバックエンドへ送信する前に自動で入力データをチェックする。</w:t>
       </w:r>
     </w:p>
     <w:p>
@@ -1284,7 +1169,7 @@
           <w:sz w:val="22"/>
           <w:szCs w:val="22"/>
         </w:rPr>
-        <w:t xml:space="preserve">(4) 重度エラー</w:t>
+        <w:t xml:space="preserve">11.1.2 処理継続不可のエラー（専用画面あり）</w:t>
       </w:r>
     </w:p>
     <w:p>
@@ -1298,7 +1183,21 @@
           <w:sz w:val="19"/>
           <w:szCs w:val="19"/>
         </w:rPr>
-        <w:t xml:space="preserve">システム管理者や運用・保守担当者が原因を取り除かない限り回避不可のエラーが該当する。ExceptionHandlerMiddleware が HTTP 500 を返却し、フロントエンドは重度エラー画面へ遷移する。</w:t>
+        <w:t xml:space="preserve">システム管理者や運用・保守担当者が原因を取り除かない限り回避不可のエラーが該当する。</w:t>
+      </w:r>
+    </w:p>
+    <w:p>
+      <w:pPr>
+        <w:spacing w:before="40" w:after="60"/>
+        <w:ind w:left="360"/>
+      </w:pPr>
+      <w:r>
+        <w:rPr>
+          <w:rFonts w:ascii="MS Gothic" w:cs="MS Gothic" w:eastAsia="MS Gothic" w:hAnsi="MS Gothic"/>
+          <w:sz w:val="19"/>
+          <w:szCs w:val="19"/>
+        </w:rPr>
+        <w:t xml:space="preserve">フロントエンドはエラー画面（専用画面）へ遷移する。ExceptionHandlerMiddleware が HTTP 500 を返却し、ErrorInterceptor が重度エラー専用画面（/error/fatal）へ誘導する。</w:t>
       </w:r>
     </w:p>
     <w:p>
@@ -1344,16 +1243,15 @@
         </w:tblBorders>
       </w:tblPr>
       <w:tblGrid>
-        <w:gridCol w:w="1400"/>
-        <w:gridCol w:w="1200"/>
-        <w:gridCol w:w="3000"/>
-        <w:gridCol w:w="2100"/>
-        <w:gridCol w:w="1500"/>
+        <w:gridCol w:w="2400"/>
+        <w:gridCol w:w="3800"/>
+        <w:gridCol w:w="2000"/>
+        <w:gridCol w:w="1000"/>
       </w:tblGrid>
       <w:tr>
         <w:tc>
           <w:tcPr>
-            <w:tcW w:type="dxa" w:w="1400"/>
+            <w:tcW w:type="dxa" w:w="2400"/>
             <w:tcBorders>
               <w:top w:val="single" w:color="BFBFBF" w:sz="4"/>
               <w:left w:val="single" w:color="BFBFBF" w:sz="4"/>
@@ -1382,13 +1280,13 @@
                 <w:sz w:val="18"/>
                 <w:szCs w:val="18"/>
               </w:rPr>
-              <w:t xml:space="preserve">エラー</w:t>
-            </w:r>
-          </w:p>
-        </w:tc>
-        <w:tc>
-          <w:tcPr>
-            <w:tcW w:type="dxa" w:w="1200"/>
+              <w:t xml:space="preserve">エラー種別</w:t>
+            </w:r>
+          </w:p>
+        </w:tc>
+        <w:tc>
+          <w:tcPr>
+            <w:tcW w:type="dxa" w:w="3800"/>
             <w:tcBorders>
               <w:top w:val="single" w:color="BFBFBF" w:sz="4"/>
               <w:left w:val="single" w:color="BFBFBF" w:sz="4"/>
@@ -1417,13 +1315,13 @@
                 <w:sz w:val="18"/>
                 <w:szCs w:val="18"/>
               </w:rPr>
-              <w:t xml:space="preserve">エラー種別</w:t>
-            </w:r>
-          </w:p>
-        </w:tc>
-        <w:tc>
-          <w:tcPr>
-            <w:tcW w:type="dxa" w:w="3000"/>
+              <w:t xml:space="preserve">発生契機</w:t>
+            </w:r>
+          </w:p>
+        </w:tc>
+        <w:tc>
+          <w:tcPr>
+            <w:tcW w:type="dxa" w:w="2000"/>
             <w:tcBorders>
               <w:top w:val="single" w:color="BFBFBF" w:sz="4"/>
               <w:left w:val="single" w:color="BFBFBF" w:sz="4"/>
@@ -1452,13 +1350,13 @@
                 <w:sz w:val="18"/>
                 <w:szCs w:val="18"/>
               </w:rPr>
-              <w:t xml:space="preserve">発生契機</w:t>
-            </w:r>
-          </w:p>
-        </w:tc>
-        <w:tc>
-          <w:tcPr>
-            <w:tcW w:type="dxa" w:w="2100"/>
+              <w:t xml:space="preserve">ユーザ通知方法</w:t>
+            </w:r>
+          </w:p>
+        </w:tc>
+        <w:tc>
+          <w:tcPr>
+            <w:tcW w:type="dxa" w:w="1000"/>
             <w:tcBorders>
               <w:top w:val="single" w:color="BFBFBF" w:sz="4"/>
               <w:left w:val="single" w:color="BFBFBF" w:sz="4"/>
@@ -1487,27 +1385,29 @@
                 <w:sz w:val="18"/>
                 <w:szCs w:val="18"/>
               </w:rPr>
-              <w:t xml:space="preserve">ユーザ通知方法</w:t>
-            </w:r>
-          </w:p>
-        </w:tc>
-        <w:tc>
-          <w:tcPr>
-            <w:tcW w:type="dxa" w:w="1500"/>
-            <w:tcBorders>
-              <w:top w:val="single" w:color="BFBFBF" w:sz="4"/>
-              <w:left w:val="single" w:color="BFBFBF" w:sz="4"/>
-              <w:bottom w:val="single" w:color="BFBFBF" w:sz="4"/>
-              <w:right w:val="single" w:color="BFBFBF" w:sz="4"/>
-            </w:tcBorders>
-            <w:shd w:fill="1F3864" w:val="clear"/>
-            <w:tcMar>
-              <w:top w:type="dxa" w:w="60"/>
-              <w:left w:type="dxa" w:w="100"/>
-              <w:bottom w:type="dxa" w:w="60"/>
-              <w:right w:type="dxa" w:w="100"/>
-            </w:tcMar>
-            <w:vAlign w:val="center"/>
+              <w:t xml:space="preserve">通知先</w:t>
+            </w:r>
+          </w:p>
+        </w:tc>
+      </w:tr>
+      <w:tr>
+        <w:tc>
+          <w:tcPr>
+            <w:tcW w:type="dxa" w:w="2400"/>
+            <w:tcBorders>
+              <w:top w:val="single" w:color="BFBFBF" w:sz="4"/>
+              <w:left w:val="single" w:color="BFBFBF" w:sz="4"/>
+              <w:bottom w:val="single" w:color="BFBFBF" w:sz="4"/>
+              <w:right w:val="single" w:color="BFBFBF" w:sz="4"/>
+            </w:tcBorders>
+            <w:shd w:fill="F2F2F2" w:val="clear"/>
+            <w:tcMar>
+              <w:top w:type="dxa" w:w="60"/>
+              <w:left w:type="dxa" w:w="100"/>
+              <w:bottom w:type="dxa" w:w="60"/>
+              <w:right w:type="dxa" w:w="100"/>
+            </w:tcMar>
+            <w:vAlign w:val="top"/>
           </w:tcPr>
           <w:p>
             <w:pPr>
@@ -1518,11 +1418,135 @@
                 <w:rFonts w:ascii="MS Gothic" w:cs="MS Gothic" w:eastAsia="MS Gothic" w:hAnsi="MS Gothic"/>
                 <w:b/>
                 <w:bCs/>
-                <w:color w:val="FFFFFF"/>
-                <w:sz w:val="18"/>
-                <w:szCs w:val="18"/>
-              </w:rPr>
-              <w:t xml:space="preserve">通知先</w:t>
+                <w:color w:val="000000"/>
+                <w:sz w:val="17"/>
+                <w:szCs w:val="17"/>
+              </w:rPr>
+              <w:t xml:space="preserve">処理継続可能なエラー</w:t>
+            </w:r>
+          </w:p>
+        </w:tc>
+        <w:tc>
+          <w:tcPr>
+            <w:tcW w:type="dxa" w:w="3800"/>
+            <w:tcBorders>
+              <w:top w:val="single" w:color="BFBFBF" w:sz="4"/>
+              <w:left w:val="single" w:color="BFBFBF" w:sz="4"/>
+              <w:bottom w:val="single" w:color="BFBFBF" w:sz="4"/>
+              <w:right w:val="single" w:color="BFBFBF" w:sz="4"/>
+            </w:tcBorders>
+            <w:shd w:fill="FFFFFF" w:val="clear"/>
+            <w:tcMar>
+              <w:top w:type="dxa" w:w="60"/>
+              <w:left w:type="dxa" w:w="100"/>
+              <w:bottom w:type="dxa" w:w="60"/>
+              <w:right w:type="dxa" w:w="100"/>
+            </w:tcMar>
+            <w:vAlign w:val="top"/>
+          </w:tcPr>
+          <w:p>
+            <w:pPr>
+              <w:jc w:val="left"/>
+            </w:pPr>
+            <w:r>
+              <w:rPr>
+                <w:rFonts w:ascii="MS Gothic" w:cs="MS Gothic" w:eastAsia="MS Gothic" w:hAnsi="MS Gothic"/>
+                <w:sz w:val="17"/>
+                <w:szCs w:val="17"/>
+              </w:rPr>
+              <w:t xml:space="preserve">バリデーション（未入力、桁数不正、入力形式不正、機種依存文字不正、範囲不正、日付不正）、業務チェックエラー、検索対象なし、選択データなし、複数件選択不可、削除不可、重複チェック、認証コード有効期限切れ</w:t>
+            </w:r>
+          </w:p>
+          <w:p>
+            <w:pPr>
+              <w:jc w:val="left"/>
+            </w:pPr>
+            <w:r>
+              <w:rPr>
+                <w:rFonts w:ascii="MS Gothic" w:cs="MS Gothic" w:eastAsia="MS Gothic" w:hAnsi="MS Gothic"/>
+                <w:sz w:val="17"/>
+                <w:szCs w:val="17"/>
+              </w:rPr>
+              <w:t xml:space="preserve"/>
+            </w:r>
+          </w:p>
+          <w:p>
+            <w:pPr>
+              <w:jc w:val="left"/>
+            </w:pPr>
+            <w:r>
+              <w:rPr>
+                <w:rFonts w:ascii="MS Gothic" w:cs="MS Gothic" w:eastAsia="MS Gothic" w:hAnsi="MS Gothic"/>
+                <w:sz w:val="17"/>
+                <w:szCs w:val="17"/>
+              </w:rPr>
+              <w:t xml:space="preserve">画面遷移不正、セッションタイムアウト（Entra ID トークン有効期限切れ）、排他制御、参加資格無効、システム利用停止、利用期間外</w:t>
+            </w:r>
+          </w:p>
+        </w:tc>
+        <w:tc>
+          <w:tcPr>
+            <w:tcW w:type="dxa" w:w="2000"/>
+            <w:tcBorders>
+              <w:top w:val="single" w:color="BFBFBF" w:sz="4"/>
+              <w:left w:val="single" w:color="BFBFBF" w:sz="4"/>
+              <w:bottom w:val="single" w:color="BFBFBF" w:sz="4"/>
+              <w:right w:val="single" w:color="BFBFBF" w:sz="4"/>
+            </w:tcBorders>
+            <w:shd w:fill="FFFFFF" w:val="clear"/>
+            <w:tcMar>
+              <w:top w:type="dxa" w:w="60"/>
+              <w:left w:type="dxa" w:w="100"/>
+              <w:bottom w:type="dxa" w:w="60"/>
+              <w:right w:type="dxa" w:w="100"/>
+            </w:tcMar>
+            <w:vAlign w:val="top"/>
+          </w:tcPr>
+          <w:p>
+            <w:pPr>
+              <w:jc w:val="center"/>
+            </w:pPr>
+            <w:r>
+              <w:rPr>
+                <w:rFonts w:ascii="MS Gothic" w:cs="MS Gothic" w:eastAsia="MS Gothic" w:hAnsi="MS Gothic"/>
+                <w:color w:val="000000"/>
+                <w:sz w:val="17"/>
+                <w:szCs w:val="17"/>
+              </w:rPr>
+              <w:t xml:space="preserve">エラーメッセージ表示</w:t>
+            </w:r>
+          </w:p>
+        </w:tc>
+        <w:tc>
+          <w:tcPr>
+            <w:tcW w:type="dxa" w:w="1000"/>
+            <w:tcBorders>
+              <w:top w:val="single" w:color="BFBFBF" w:sz="4"/>
+              <w:left w:val="single" w:color="BFBFBF" w:sz="4"/>
+              <w:bottom w:val="single" w:color="BFBFBF" w:sz="4"/>
+              <w:right w:val="single" w:color="BFBFBF" w:sz="4"/>
+            </w:tcBorders>
+            <w:shd w:fill="FFFFFF" w:val="clear"/>
+            <w:tcMar>
+              <w:top w:type="dxa" w:w="60"/>
+              <w:left w:type="dxa" w:w="100"/>
+              <w:bottom w:type="dxa" w:w="60"/>
+              <w:right w:type="dxa" w:w="100"/>
+            </w:tcMar>
+            <w:vAlign w:val="top"/>
+          </w:tcPr>
+          <w:p>
+            <w:pPr>
+              <w:jc w:val="center"/>
+            </w:pPr>
+            <w:r>
+              <w:rPr>
+                <w:rFonts w:ascii="MS Gothic" w:cs="MS Gothic" w:eastAsia="MS Gothic" w:hAnsi="MS Gothic"/>
+                <w:color w:val="000000"/>
+                <w:sz w:val="17"/>
+                <w:szCs w:val="17"/>
+              </w:rPr>
+              <w:t xml:space="preserve">利用者</w:t>
             </w:r>
           </w:p>
         </w:tc>
@@ -1530,7 +1554,7 @@
       <w:tr>
         <w:tc>
           <w:tcPr>
-            <w:tcW w:type="dxa" w:w="1400"/>
+            <w:tcW w:type="dxa" w:w="2400"/>
             <w:tcBorders>
               <w:top w:val="single" w:color="BFBFBF" w:sz="4"/>
               <w:left w:val="single" w:color="BFBFBF" w:sz="4"/>
@@ -1544,7 +1568,7 @@
               <w:bottom w:type="dxa" w:w="60"/>
               <w:right w:type="dxa" w:w="100"/>
             </w:tcMar>
-            <w:vAlign w:val="center"/>
+            <w:vAlign w:val="top"/>
           </w:tcPr>
           <w:p>
             <w:pPr>
@@ -1555,23 +1579,56 @@
                 <w:rFonts w:ascii="MS Gothic" w:cs="MS Gothic" w:eastAsia="MS Gothic" w:hAnsi="MS Gothic"/>
                 <w:b/>
                 <w:bCs/>
-                <w:sz w:val="17"/>
-                <w:szCs w:val="17"/>
-              </w:rPr>
-              <w:t xml:space="preserve">システムエラー</w:t>
-            </w:r>
-          </w:p>
-        </w:tc>
-        <w:tc>
-          <w:tcPr>
-            <w:tcW w:type="dxa" w:w="1200"/>
-            <w:tcBorders>
-              <w:top w:val="single" w:color="BFBFBF" w:sz="4"/>
-              <w:left w:val="single" w:color="BFBFBF" w:sz="4"/>
-              <w:bottom w:val="single" w:color="BFBFBF" w:sz="4"/>
-              <w:right w:val="single" w:color="BFBFBF" w:sz="4"/>
-            </w:tcBorders>
-            <w:shd w:fill="F2F2F2" w:val="clear"/>
+                <w:color w:val="000000"/>
+                <w:sz w:val="17"/>
+                <w:szCs w:val="17"/>
+              </w:rPr>
+              <w:t xml:space="preserve">処理継続不可のエラー（専用画面あり）</w:t>
+            </w:r>
+          </w:p>
+        </w:tc>
+        <w:tc>
+          <w:tcPr>
+            <w:tcW w:type="dxa" w:w="3800"/>
+            <w:tcBorders>
+              <w:top w:val="single" w:color="BFBFBF" w:sz="4"/>
+              <w:left w:val="single" w:color="BFBFBF" w:sz="4"/>
+              <w:bottom w:val="single" w:color="BFBFBF" w:sz="4"/>
+              <w:right w:val="single" w:color="BFBFBF" w:sz="4"/>
+            </w:tcBorders>
+            <w:shd w:fill="FFFFFF" w:val="clear"/>
+            <w:tcMar>
+              <w:top w:type="dxa" w:w="60"/>
+              <w:left w:type="dxa" w:w="100"/>
+              <w:bottom w:type="dxa" w:w="60"/>
+              <w:right w:type="dxa" w:w="100"/>
+            </w:tcMar>
+            <w:vAlign w:val="top"/>
+          </w:tcPr>
+          <w:p>
+            <w:pPr>
+              <w:jc w:val="left"/>
+            </w:pPr>
+            <w:r>
+              <w:rPr>
+                <w:rFonts w:ascii="MS Gothic" w:cs="MS Gothic" w:eastAsia="MS Gothic" w:hAnsi="MS Gothic"/>
+                <w:sz w:val="17"/>
+                <w:szCs w:val="17"/>
+              </w:rPr>
+              <w:t xml:space="preserve">マスタ不整合、プロパティファイル設定エラー、ログイン処理異常（ユーザ存在なし、ロック回数更新失敗）、アクセス処理失敗、Entra ID 接続エラー</w:t>
+            </w:r>
+          </w:p>
+        </w:tc>
+        <w:tc>
+          <w:tcPr>
+            <w:tcW w:type="dxa" w:w="2000"/>
+            <w:tcBorders>
+              <w:top w:val="single" w:color="BFBFBF" w:sz="4"/>
+              <w:left w:val="single" w:color="BFBFBF" w:sz="4"/>
+              <w:bottom w:val="single" w:color="BFBFBF" w:sz="4"/>
+              <w:right w:val="single" w:color="BFBFBF" w:sz="4"/>
+            </w:tcBorders>
+            <w:shd w:fill="FFFFFF" w:val="clear"/>
             <w:tcMar>
               <w:top w:type="dxa" w:w="60"/>
               <w:left w:type="dxa" w:w="100"/>
@@ -1587,61 +1644,17 @@
             <w:r>
               <w:rPr>
                 <w:rFonts w:ascii="MS Gothic" w:cs="MS Gothic" w:eastAsia="MS Gothic" w:hAnsi="MS Gothic"/>
-                <w:b/>
-                <w:bCs/>
-                <w:sz w:val="17"/>
-                <w:szCs w:val="17"/>
-              </w:rPr>
-              <w:t xml:space="preserve">重度エラー</w:t>
-            </w:r>
-          </w:p>
-        </w:tc>
-        <w:tc>
-          <w:tcPr>
-            <w:tcW w:type="dxa" w:w="3000"/>
-            <w:tcBorders>
-              <w:top w:val="single" w:color="BFBFBF" w:sz="4"/>
-              <w:left w:val="single" w:color="BFBFBF" w:sz="4"/>
-              <w:bottom w:val="single" w:color="BFBFBF" w:sz="4"/>
-              <w:right w:val="single" w:color="BFBFBF" w:sz="4"/>
-            </w:tcBorders>
-            <w:tcMar>
-              <w:top w:type="dxa" w:w="60"/>
-              <w:left w:type="dxa" w:w="100"/>
-              <w:bottom w:type="dxa" w:w="60"/>
-              <w:right w:type="dxa" w:w="100"/>
-            </w:tcMar>
-          </w:tcPr>
-          <w:p>
-            <w:r>
-              <w:rPr>
-                <w:rFonts w:ascii="MS Gothic" w:cs="MS Gothic" w:eastAsia="MS Gothic" w:hAnsi="MS Gothic"/>
-                <w:sz w:val="17"/>
-                <w:szCs w:val="17"/>
-              </w:rPr>
-              <w:t xml:space="preserve">サーバ・ミドルウェア異常、パラメータ不正、データベース異常、サーバ接続異常、SQL処理不正、ファイルアクセス異常、エンコード指定不正、帳票作成失敗、メール送信異常</w:t>
-            </w:r>
-          </w:p>
-          <w:p>
-            <w:pPr>
-              <w:spacing w:before="40"/>
-            </w:pPr>
-            <w:r>
-              <w:rPr>
-                <w:rFonts w:ascii="MS Gothic" w:cs="MS Gothic" w:eastAsia="MS Gothic" w:hAnsi="MS Gothic"/>
-                <w:i/>
-                <w:iCs/>
-                <w:color w:val="595959"/>
-                <w:sz w:val="15"/>
-                <w:szCs w:val="15"/>
-              </w:rPr>
-              <w:t xml:space="preserve">（ExceptionHandlerMiddleware → HTTP 500 + errList[ESYS50001]）</w:t>
-            </w:r>
-          </w:p>
-        </w:tc>
-        <w:tc>
-          <w:tcPr>
-            <w:tcW w:type="dxa" w:w="2100"/>
+                <w:color w:val="000000"/>
+                <w:sz w:val="17"/>
+                <w:szCs w:val="17"/>
+              </w:rPr>
+              <w:t xml:space="preserve">重度エラー画面表示</w:t>
+            </w:r>
+          </w:p>
+        </w:tc>
+        <w:tc>
+          <w:tcPr>
+            <w:tcW w:type="dxa" w:w="1000"/>
             <w:tcBorders>
               <w:top w:val="single" w:color="BFBFBF" w:sz="4"/>
               <w:left w:val="single" w:color="BFBFBF" w:sz="4"/>
@@ -1664,473 +1677,7 @@
             <w:r>
               <w:rPr>
                 <w:rFonts w:ascii="MS Gothic" w:cs="MS Gothic" w:eastAsia="MS Gothic" w:hAnsi="MS Gothic"/>
-                <w:sz w:val="17"/>
-                <w:szCs w:val="17"/>
-              </w:rPr>
-              <w:t xml:space="preserve">重度エラー画面表示</w:t>
-            </w:r>
-          </w:p>
-        </w:tc>
-        <w:tc>
-          <w:tcPr>
-            <w:tcW w:type="dxa" w:w="1500"/>
-            <w:tcBorders>
-              <w:top w:val="single" w:color="BFBFBF" w:sz="4"/>
-              <w:left w:val="single" w:color="BFBFBF" w:sz="4"/>
-              <w:bottom w:val="single" w:color="BFBFBF" w:sz="4"/>
-              <w:right w:val="single" w:color="BFBFBF" w:sz="4"/>
-            </w:tcBorders>
-            <w:shd w:fill="FFFFFF" w:val="clear"/>
-            <w:tcMar>
-              <w:top w:type="dxa" w:w="60"/>
-              <w:left w:type="dxa" w:w="100"/>
-              <w:bottom w:type="dxa" w:w="60"/>
-              <w:right w:type="dxa" w:w="100"/>
-            </w:tcMar>
-            <w:vAlign w:val="top"/>
-          </w:tcPr>
-          <w:p>
-            <w:pPr>
-              <w:jc w:val="center"/>
-            </w:pPr>
-            <w:r>
-              <w:rPr>
-                <w:rFonts w:ascii="MS Gothic" w:cs="MS Gothic" w:eastAsia="MS Gothic" w:hAnsi="MS Gothic"/>
-                <w:sz w:val="17"/>
-                <w:szCs w:val="17"/>
-              </w:rPr>
-              <w:t xml:space="preserve">運用・保守担当者</w:t>
-            </w:r>
-          </w:p>
-        </w:tc>
-      </w:tr>
-      <w:tr>
-        <w:tc>
-          <w:tcPr>
-            <w:tcW w:type="dxa" w:w="1400"/>
-            <w:vMerge w:val="restart"/>
-            <w:tcBorders>
-              <w:top w:val="single" w:color="BFBFBF" w:sz="4"/>
-              <w:left w:val="single" w:color="BFBFBF" w:sz="4"/>
-              <w:bottom w:val="single" w:color="BFBFBF" w:sz="4"/>
-              <w:right w:val="single" w:color="BFBFBF" w:sz="4"/>
-            </w:tcBorders>
-            <w:shd w:fill="F2F2F2" w:val="clear"/>
-            <w:tcMar>
-              <w:top w:type="dxa" w:w="60"/>
-              <w:left w:type="dxa" w:w="100"/>
-              <w:bottom w:type="dxa" w:w="60"/>
-              <w:right w:type="dxa" w:w="100"/>
-            </w:tcMar>
-            <w:vAlign w:val="center"/>
-          </w:tcPr>
-          <w:p>
-            <w:pPr>
-              <w:jc w:val="center"/>
-            </w:pPr>
-            <w:r>
-              <w:rPr>
-                <w:rFonts w:ascii="MS Gothic" w:cs="MS Gothic" w:eastAsia="MS Gothic" w:hAnsi="MS Gothic"/>
-                <w:b/>
-                <w:bCs/>
-                <w:sz w:val="17"/>
-                <w:szCs w:val="17"/>
-              </w:rPr>
-              <w:t xml:space="preserve">アプリケーションエラー</w:t>
-            </w:r>
-          </w:p>
-        </w:tc>
-        <w:tc>
-          <w:tcPr>
-            <w:tcW w:type="dxa" w:w="1200"/>
-            <w:vMerge w:val="restart"/>
-            <w:tcBorders>
-              <w:top w:val="single" w:color="BFBFBF" w:sz="4"/>
-              <w:left w:val="single" w:color="BFBFBF" w:sz="4"/>
-              <w:bottom w:val="single" w:color="BFBFBF" w:sz="4"/>
-              <w:right w:val="single" w:color="BFBFBF" w:sz="4"/>
-            </w:tcBorders>
-            <w:shd w:fill="F2F2F2" w:val="clear"/>
-            <w:tcMar>
-              <w:top w:type="dxa" w:w="60"/>
-              <w:left w:type="dxa" w:w="100"/>
-              <w:bottom w:type="dxa" w:w="60"/>
-              <w:right w:type="dxa" w:w="100"/>
-            </w:tcMar>
-            <w:vAlign w:val="center"/>
-          </w:tcPr>
-          <w:p>
-            <w:pPr>
-              <w:jc w:val="center"/>
-            </w:pPr>
-            <w:r>
-              <w:rPr>
-                <w:rFonts w:ascii="MS Gothic" w:cs="MS Gothic" w:eastAsia="MS Gothic" w:hAnsi="MS Gothic"/>
-                <w:b/>
-                <w:bCs/>
-                <w:sz w:val="17"/>
-                <w:szCs w:val="17"/>
-              </w:rPr>
-              <w:t xml:space="preserve">軽度エラー</w:t>
-            </w:r>
-          </w:p>
-        </w:tc>
-        <w:tc>
-          <w:tcPr>
-            <w:tcW w:type="dxa" w:w="3000"/>
-            <w:tcBorders>
-              <w:top w:val="single" w:color="BFBFBF" w:sz="4"/>
-              <w:left w:val="single" w:color="BFBFBF" w:sz="4"/>
-              <w:bottom w:val="single" w:color="BFBFBF" w:sz="4"/>
-              <w:right w:val="single" w:color="BFBFBF" w:sz="4"/>
-            </w:tcBorders>
-            <w:tcMar>
-              <w:top w:type="dxa" w:w="60"/>
-              <w:left w:type="dxa" w:w="100"/>
-              <w:bottom w:type="dxa" w:w="60"/>
-              <w:right w:type="dxa" w:w="100"/>
-            </w:tcMar>
-          </w:tcPr>
-          <w:p>
-            <w:r>
-              <w:rPr>
-                <w:rFonts w:ascii="MS Gothic" w:cs="MS Gothic" w:eastAsia="MS Gothic" w:hAnsi="MS Gothic"/>
-                <w:sz w:val="17"/>
-                <w:szCs w:val="17"/>
-              </w:rPr>
-              <w:t xml:space="preserve">バリデーション（未入力、桁数不正、入力形式不正、機種依存文字不正、範囲不正、日付不正）、業務チェックエラー、検索対象なし、選択データなし、複数件選択不可、削除不可、重複チェック、認証コード有効期限切れ</w:t>
-            </w:r>
-          </w:p>
-          <w:p>
-            <w:pPr>
-              <w:spacing w:before="30"/>
-            </w:pPr>
-            <w:r>
-              <w:rPr>
-                <w:rFonts w:ascii="MS Gothic" w:cs="MS Gothic" w:eastAsia="MS Gothic" w:hAnsi="MS Gothic"/>
-                <w:i/>
-                <w:iCs/>
-                <w:color w:val="595959"/>
-                <w:sz w:val="15"/>
-                <w:szCs w:val="15"/>
-              </w:rPr>
-              <w:t xml:space="preserve">（FluentValidation HTTP 400 / ServiceResult.ErrorMessages → errList）</w:t>
-            </w:r>
-          </w:p>
-        </w:tc>
-        <w:tc>
-          <w:tcPr>
-            <w:tcW w:type="dxa" w:w="2100"/>
-            <w:tcBorders>
-              <w:top w:val="single" w:color="BFBFBF" w:sz="4"/>
-              <w:left w:val="single" w:color="BFBFBF" w:sz="4"/>
-              <w:bottom w:val="single" w:color="BFBFBF" w:sz="4"/>
-              <w:right w:val="single" w:color="BFBFBF" w:sz="4"/>
-            </w:tcBorders>
-            <w:shd w:fill="FFFFFF" w:val="clear"/>
-            <w:tcMar>
-              <w:top w:type="dxa" w:w="60"/>
-              <w:left w:type="dxa" w:w="100"/>
-              <w:bottom w:type="dxa" w:w="60"/>
-              <w:right w:type="dxa" w:w="100"/>
-            </w:tcMar>
-            <w:vAlign w:val="top"/>
-          </w:tcPr>
-          <w:p>
-            <w:pPr>
-              <w:jc w:val="center"/>
-            </w:pPr>
-            <w:r>
-              <w:rPr>
-                <w:rFonts w:ascii="MS Gothic" w:cs="MS Gothic" w:eastAsia="MS Gothic" w:hAnsi="MS Gothic"/>
-                <w:sz w:val="17"/>
-                <w:szCs w:val="17"/>
-              </w:rPr>
-              <w:t xml:space="preserve">エラーメッセージ表示（ngx-toastr 赤表示）</w:t>
-            </w:r>
-          </w:p>
-        </w:tc>
-        <w:tc>
-          <w:tcPr>
-            <w:tcW w:type="dxa" w:w="1500"/>
-            <w:tcBorders>
-              <w:top w:val="single" w:color="BFBFBF" w:sz="4"/>
-              <w:left w:val="single" w:color="BFBFBF" w:sz="4"/>
-              <w:bottom w:val="single" w:color="BFBFBF" w:sz="4"/>
-              <w:right w:val="single" w:color="BFBFBF" w:sz="4"/>
-            </w:tcBorders>
-            <w:shd w:fill="FFFFFF" w:val="clear"/>
-            <w:tcMar>
-              <w:top w:type="dxa" w:w="60"/>
-              <w:left w:type="dxa" w:w="100"/>
-              <w:bottom w:type="dxa" w:w="60"/>
-              <w:right w:type="dxa" w:w="100"/>
-            </w:tcMar>
-            <w:vAlign w:val="top"/>
-          </w:tcPr>
-          <w:p>
-            <w:pPr>
-              <w:jc w:val="center"/>
-            </w:pPr>
-            <w:r>
-              <w:rPr>
-                <w:rFonts w:ascii="MS Gothic" w:cs="MS Gothic" w:eastAsia="MS Gothic" w:hAnsi="MS Gothic"/>
-                <w:sz w:val="17"/>
-                <w:szCs w:val="17"/>
-              </w:rPr>
-              <w:t xml:space="preserve">利用者</w:t>
-            </w:r>
-          </w:p>
-        </w:tc>
-      </w:tr>
-      <w:tr>
-        <w:tc>
-          <w:tcPr>
-            <w:vMerge w:val="continue"/>
-            <w:tcBorders>
-              <w:top w:val="single" w:color="BFBFBF" w:sz="4"/>
-              <w:left w:val="single" w:color="BFBFBF" w:sz="4"/>
-              <w:bottom w:val="single" w:color="BFBFBF" w:sz="4"/>
-              <w:right w:val="single" w:color="BFBFBF" w:sz="4"/>
-            </w:tcBorders>
-          </w:tcPr>
-          <w:p/>
-        </w:tc>
-        <w:tc>
-          <w:tcPr>
-            <w:vMerge w:val="continue"/>
-            <w:tcBorders>
-              <w:top w:val="single" w:color="BFBFBF" w:sz="4"/>
-              <w:left w:val="single" w:color="BFBFBF" w:sz="4"/>
-              <w:bottom w:val="single" w:color="BFBFBF" w:sz="4"/>
-              <w:right w:val="single" w:color="BFBFBF" w:sz="4"/>
-            </w:tcBorders>
-          </w:tcPr>
-          <w:p/>
-        </w:tc>
-        <w:tc>
-          <w:tcPr>
-            <w:tcW w:type="dxa" w:w="3000"/>
-            <w:tcBorders>
-              <w:top w:val="single" w:color="BFBFBF" w:sz="4"/>
-              <w:left w:val="single" w:color="BFBFBF" w:sz="4"/>
-              <w:bottom w:val="single" w:color="BFBFBF" w:sz="4"/>
-              <w:right w:val="single" w:color="BFBFBF" w:sz="4"/>
-            </w:tcBorders>
-            <w:tcMar>
-              <w:top w:type="dxa" w:w="60"/>
-              <w:left w:type="dxa" w:w="100"/>
-              <w:bottom w:type="dxa" w:w="60"/>
-              <w:right w:type="dxa" w:w="100"/>
-            </w:tcMar>
-          </w:tcPr>
-          <w:p>
-            <w:r>
-              <w:rPr>
-                <w:rFonts w:ascii="MS Gothic" w:cs="MS Gothic" w:eastAsia="MS Gothic" w:hAnsi="MS Gothic"/>
-                <w:sz w:val="17"/>
-                <w:szCs w:val="17"/>
-              </w:rPr>
-              <w:t xml:space="preserve">画面遷移不正、セッションタイムアウト（Entra ID トークン有効期限切れ）、排他制御、参加資格無効、システム利用停止、利用期間外</w:t>
-            </w:r>
-          </w:p>
-        </w:tc>
-        <w:tc>
-          <w:tcPr>
-            <w:tcW w:type="dxa" w:w="2100"/>
-            <w:tcBorders>
-              <w:top w:val="single" w:color="BFBFBF" w:sz="4"/>
-              <w:left w:val="single" w:color="BFBFBF" w:sz="4"/>
-              <w:bottom w:val="single" w:color="BFBFBF" w:sz="4"/>
-              <w:right w:val="single" w:color="BFBFBF" w:sz="4"/>
-            </w:tcBorders>
-            <w:shd w:fill="FFFFFF" w:val="clear"/>
-            <w:tcMar>
-              <w:top w:type="dxa" w:w="60"/>
-              <w:left w:type="dxa" w:w="100"/>
-              <w:bottom w:type="dxa" w:w="60"/>
-              <w:right w:type="dxa" w:w="100"/>
-            </w:tcMar>
-            <w:vAlign w:val="top"/>
-          </w:tcPr>
-          <w:p>
-            <w:pPr>
-              <w:jc w:val="center"/>
-            </w:pPr>
-            <w:r>
-              <w:rPr>
-                <w:rFonts w:ascii="MS Gothic" w:cs="MS Gothic" w:eastAsia="MS Gothic" w:hAnsi="MS Gothic"/>
-                <w:sz w:val="17"/>
-                <w:szCs w:val="17"/>
-              </w:rPr>
-              <w:t xml:space="preserve">軽度エラー画面表示</w:t>
-            </w:r>
-          </w:p>
-        </w:tc>
-        <w:tc>
-          <w:tcPr>
-            <w:tcW w:type="dxa" w:w="1500"/>
-            <w:tcBorders>
-              <w:top w:val="single" w:color="BFBFBF" w:sz="4"/>
-              <w:left w:val="single" w:color="BFBFBF" w:sz="4"/>
-              <w:bottom w:val="single" w:color="BFBFBF" w:sz="4"/>
-              <w:right w:val="single" w:color="BFBFBF" w:sz="4"/>
-            </w:tcBorders>
-            <w:shd w:fill="FFFFFF" w:val="clear"/>
-            <w:tcMar>
-              <w:top w:type="dxa" w:w="60"/>
-              <w:left w:type="dxa" w:w="100"/>
-              <w:bottom w:type="dxa" w:w="60"/>
-              <w:right w:type="dxa" w:w="100"/>
-            </w:tcMar>
-            <w:vAlign w:val="top"/>
-          </w:tcPr>
-          <w:p>
-            <w:pPr>
-              <w:jc w:val="center"/>
-            </w:pPr>
-            <w:r>
-              <w:rPr>
-                <w:rFonts w:ascii="MS Gothic" w:cs="MS Gothic" w:eastAsia="MS Gothic" w:hAnsi="MS Gothic"/>
-                <w:sz w:val="17"/>
-                <w:szCs w:val="17"/>
-              </w:rPr>
-              <w:t xml:space="preserve">利用者</w:t>
-            </w:r>
-          </w:p>
-        </w:tc>
-      </w:tr>
-      <w:tr>
-        <w:tc>
-          <w:tcPr>
-            <w:vMerge w:val="continue"/>
-            <w:tcBorders>
-              <w:top w:val="single" w:color="BFBFBF" w:sz="4"/>
-              <w:left w:val="single" w:color="BFBFBF" w:sz="4"/>
-              <w:bottom w:val="single" w:color="BFBFBF" w:sz="4"/>
-              <w:right w:val="single" w:color="BFBFBF" w:sz="4"/>
-            </w:tcBorders>
-          </w:tcPr>
-          <w:p/>
-        </w:tc>
-        <w:tc>
-          <w:tcPr>
-            <w:tcW w:type="dxa" w:w="1200"/>
-            <w:tcBorders>
-              <w:top w:val="single" w:color="BFBFBF" w:sz="4"/>
-              <w:left w:val="single" w:color="BFBFBF" w:sz="4"/>
-              <w:bottom w:val="single" w:color="BFBFBF" w:sz="4"/>
-              <w:right w:val="single" w:color="BFBFBF" w:sz="4"/>
-            </w:tcBorders>
-            <w:shd w:fill="F2F2F2" w:val="clear"/>
-            <w:tcMar>
-              <w:top w:type="dxa" w:w="60"/>
-              <w:left w:type="dxa" w:w="100"/>
-              <w:bottom w:type="dxa" w:w="60"/>
-              <w:right w:type="dxa" w:w="100"/>
-            </w:tcMar>
-            <w:vAlign w:val="top"/>
-          </w:tcPr>
-          <w:p>
-            <w:pPr>
-              <w:jc w:val="center"/>
-            </w:pPr>
-            <w:r>
-              <w:rPr>
-                <w:rFonts w:ascii="MS Gothic" w:cs="MS Gothic" w:eastAsia="MS Gothic" w:hAnsi="MS Gothic"/>
-                <w:b/>
-                <w:bCs/>
-                <w:sz w:val="17"/>
-                <w:szCs w:val="17"/>
-              </w:rPr>
-              <w:t xml:space="preserve">重度エラー</w:t>
-            </w:r>
-          </w:p>
-        </w:tc>
-        <w:tc>
-          <w:tcPr>
-            <w:tcW w:type="dxa" w:w="3000"/>
-            <w:tcBorders>
-              <w:top w:val="single" w:color="BFBFBF" w:sz="4"/>
-              <w:left w:val="single" w:color="BFBFBF" w:sz="4"/>
-              <w:bottom w:val="single" w:color="BFBFBF" w:sz="4"/>
-              <w:right w:val="single" w:color="BFBFBF" w:sz="4"/>
-            </w:tcBorders>
-            <w:tcMar>
-              <w:top w:type="dxa" w:w="60"/>
-              <w:left w:type="dxa" w:w="100"/>
-              <w:bottom w:type="dxa" w:w="60"/>
-              <w:right w:type="dxa" w:w="100"/>
-            </w:tcMar>
-          </w:tcPr>
-          <w:p>
-            <w:r>
-              <w:rPr>
-                <w:rFonts w:ascii="MS Gothic" w:cs="MS Gothic" w:eastAsia="MS Gothic" w:hAnsi="MS Gothic"/>
-                <w:sz w:val="17"/>
-                <w:szCs w:val="17"/>
-              </w:rPr>
-              <w:t xml:space="preserve">マスタ不整合、プロパティファイル設定エラー、ログイン処理異常（ユーザ存在なし、ロック回数更新失敗）、アクセス処理失敗、Entra ID 接続エラー</w:t>
-            </w:r>
-          </w:p>
-        </w:tc>
-        <w:tc>
-          <w:tcPr>
-            <w:tcW w:type="dxa" w:w="2100"/>
-            <w:tcBorders>
-              <w:top w:val="single" w:color="BFBFBF" w:sz="4"/>
-              <w:left w:val="single" w:color="BFBFBF" w:sz="4"/>
-              <w:bottom w:val="single" w:color="BFBFBF" w:sz="4"/>
-              <w:right w:val="single" w:color="BFBFBF" w:sz="4"/>
-            </w:tcBorders>
-            <w:shd w:fill="FFFFFF" w:val="clear"/>
-            <w:tcMar>
-              <w:top w:type="dxa" w:w="60"/>
-              <w:left w:type="dxa" w:w="100"/>
-              <w:bottom w:type="dxa" w:w="60"/>
-              <w:right w:type="dxa" w:w="100"/>
-            </w:tcMar>
-            <w:vAlign w:val="top"/>
-          </w:tcPr>
-          <w:p>
-            <w:pPr>
-              <w:jc w:val="center"/>
-            </w:pPr>
-            <w:r>
-              <w:rPr>
-                <w:rFonts w:ascii="MS Gothic" w:cs="MS Gothic" w:eastAsia="MS Gothic" w:hAnsi="MS Gothic"/>
-                <w:sz w:val="17"/>
-                <w:szCs w:val="17"/>
-              </w:rPr>
-              <w:t xml:space="preserve">重度エラー画面表示</w:t>
-            </w:r>
-          </w:p>
-        </w:tc>
-        <w:tc>
-          <w:tcPr>
-            <w:tcW w:type="dxa" w:w="1500"/>
-            <w:tcBorders>
-              <w:top w:val="single" w:color="BFBFBF" w:sz="4"/>
-              <w:left w:val="single" w:color="BFBFBF" w:sz="4"/>
-              <w:bottom w:val="single" w:color="BFBFBF" w:sz="4"/>
-              <w:right w:val="single" w:color="BFBFBF" w:sz="4"/>
-            </w:tcBorders>
-            <w:shd w:fill="FFFFFF" w:val="clear"/>
-            <w:tcMar>
-              <w:top w:type="dxa" w:w="60"/>
-              <w:left w:type="dxa" w:w="100"/>
-              <w:bottom w:type="dxa" w:w="60"/>
-              <w:right w:type="dxa" w:w="100"/>
-            </w:tcMar>
-            <w:vAlign w:val="top"/>
-          </w:tcPr>
-          <w:p>
-            <w:pPr>
-              <w:jc w:val="center"/>
-            </w:pPr>
-            <w:r>
-              <w:rPr>
-                <w:rFonts w:ascii="MS Gothic" w:cs="MS Gothic" w:eastAsia="MS Gothic" w:hAnsi="MS Gothic"/>
+                <w:color w:val="000000"/>
                 <w:sz w:val="17"/>
                 <w:szCs w:val="17"/>
               </w:rPr>
@@ -6181,7 +5728,7 @@
           <w:sz w:val="22"/>
           <w:szCs w:val="22"/>
         </w:rPr>
-        <w:t xml:space="preserve">6.6.3. フロントエンド入力バリデーション</w:t>
+        <w:t xml:space="preserve">6.6.3. 入力検証の前後端分担方針</w:t>
       </w:r>
     </w:p>
     <w:p>
@@ -6194,20 +5741,66 @@
           <w:sz w:val="19"/>
           <w:szCs w:val="19"/>
         </w:rPr>
-        <w:t xml:space="preserve">Angular Reactive Forms の Validators およびカスタム ValidatorFn によりバックエンド送信前に入力値を検証する。</w:t>
-      </w:r>
-    </w:p>
-    <w:p>
-      <w:pPr>
-        <w:spacing w:before="0" w:after="60"/>
+        <w:t xml:space="preserve">入力検証の責務はフロントエンドとバックエンドで明確に分担する。フロントエンドは入力値そのものの妥当性（必須・桁数・形式・範囲・相関）を担当し、バックエンドに送信する前に事前チェックを行うことでユーザの操作性を向上させる。バックエンドはDBアクセスや業務ルールを伴うチェック（マスタ存在確認・重複確認・業務ロジック判定等）を担当し、FluentValidation および Service 層で実装する。</w:t>
+      </w:r>
+    </w:p>
+    <w:p>
+      <w:pPr>
+        <w:spacing w:before="40" w:after="60"/>
       </w:pPr>
       <w:r>
         <w:rPr>
           <w:rFonts w:ascii="MS Gothic" w:cs="MS Gothic" w:eastAsia="MS Gothic" w:hAnsi="MS Gothic"/>
           <w:sz w:val="19"/>
           <w:szCs w:val="19"/>
+          <w:b/>
+          <w:bCs/>
+          <w:color w:val="C00000"/>
+        </w:rPr>
+        <w:t xml:space="preserve">【重要】フロントエンドのバリデーションはUX改善を目的とした補助的チェックである。セキュリティ・整合性の保証はバックエンド側で必ず実施する。</w:t>
+      </w:r>
+    </w:p>
+    <w:p>
+      <w:pPr>
+        <w:spacing w:before="0" w:after="60"/>
+      </w:pPr>
+      <w:r>
+        <w:rPr>
+          <w:rFonts w:ascii="MS Gothic" w:cs="MS Gothic" w:eastAsia="MS Gothic" w:hAnsi="MS Gothic"/>
+          <w:sz w:val="19"/>
+          <w:szCs w:val="19"/>
         </w:rPr>
         <w:t xml:space="preserve"/>
+      </w:r>
+    </w:p>
+    <w:p>
+      <w:pPr>
+        <w:pStyle w:val="Heading3"/>
+        <w:spacing w:before="160" w:after="60"/>
+      </w:pPr>
+      <w:r>
+        <w:rPr>
+          <w:rFonts w:ascii="MS Gothic" w:cs="MS Gothic" w:eastAsia="MS Gothic" w:hAnsi="MS Gothic"/>
+          <w:b/>
+          <w:bCs/>
+          <w:color w:val="1F3864"/>
+          <w:sz w:val="22"/>
+          <w:szCs w:val="22"/>
+        </w:rPr>
+        <w:t xml:space="preserve">（A）フロントエンド側チェック — 入力値の妥当性検証（Angular Reactive Forms）</w:t>
+      </w:r>
+    </w:p>
+    <w:p>
+      <w:pPr>
+        <w:spacing w:before="40" w:after="60"/>
+      </w:pPr>
+      <w:r>
+        <w:rPr>
+          <w:rFonts w:ascii="MS Gothic" w:cs="MS Gothic" w:eastAsia="MS Gothic" w:hAnsi="MS Gothic"/>
+          <w:sz w:val="19"/>
+          <w:szCs w:val="19"/>
+        </w:rPr>
+        <w:t xml:space="preserve">バックエンドへのリクエスト送信前に実施する。入力値そのものの形式・長さ・必須・範囲を検証する。DBアクセスや業務ルール判断は含まない。</w:t>
       </w:r>
     </w:p>
     <w:tbl>
@@ -6223,13 +5816,14 @@
         </w:tblBorders>
       </w:tblPr>
       <w:tblGrid>
-        <w:gridCol w:w="2400"/>
-        <w:gridCol w:w="6800"/>
+        <w:gridCol w:w="2000"/>
+        <w:gridCol w:w="3600"/>
+        <w:gridCol w:w="3600"/>
       </w:tblGrid>
       <w:tr>
         <w:tc>
           <w:tcPr>
-            <w:tcW w:type="dxa" w:w="2400"/>
+            <w:tcW w:type="dxa" w:w="2000"/>
             <w:tcBorders>
               <w:top w:val="single" w:color="BFBFBF" w:sz="4"/>
               <w:left w:val="single" w:color="BFBFBF" w:sz="4"/>
@@ -6264,7 +5858,7 @@
         </w:tc>
         <w:tc>
           <w:tcPr>
-            <w:tcW w:type="dxa" w:w="6800"/>
+            <w:tcW w:type="dxa" w:w="3600"/>
             <w:tcBorders>
               <w:top w:val="single" w:color="BFBFBF" w:sz="4"/>
               <w:left w:val="single" w:color="BFBFBF" w:sz="4"/>
@@ -6293,7 +5887,42 @@
                 <w:sz w:val="18"/>
                 <w:szCs w:val="18"/>
               </w:rPr>
-              <w:t xml:space="preserve">実装方式</w:t>
+              <w:t xml:space="preserve">実装方式（Angular）</w:t>
+            </w:r>
+          </w:p>
+        </w:tc>
+        <w:tc>
+          <w:tcPr>
+            <w:tcW w:type="dxa" w:w="3600"/>
+            <w:tcBorders>
+              <w:top w:val="single" w:color="BFBFBF" w:sz="4"/>
+              <w:left w:val="single" w:color="BFBFBF" w:sz="4"/>
+              <w:bottom w:val="single" w:color="BFBFBF" w:sz="4"/>
+              <w:right w:val="single" w:color="BFBFBF" w:sz="4"/>
+            </w:tcBorders>
+            <w:shd w:fill="1F3864" w:val="clear"/>
+            <w:tcMar>
+              <w:top w:type="dxa" w:w="60"/>
+              <w:left w:type="dxa" w:w="100"/>
+              <w:bottom w:type="dxa" w:w="60"/>
+              <w:right w:type="dxa" w:w="100"/>
+            </w:tcMar>
+            <w:vAlign w:val="center"/>
+          </w:tcPr>
+          <w:p>
+            <w:pPr>
+              <w:jc w:val="center"/>
+            </w:pPr>
+            <w:r>
+              <w:rPr>
+                <w:rFonts w:ascii="MS Gothic" w:cs="MS Gothic" w:eastAsia="MS Gothic" w:hAnsi="MS Gothic"/>
+                <w:b/>
+                <w:bCs/>
+                <w:color w:val="FFFFFF"/>
+                <w:sz w:val="18"/>
+                <w:szCs w:val="18"/>
+              </w:rPr>
+              <w:t xml:space="preserve">エラー表示方式</w:t>
             </w:r>
           </w:p>
         </w:tc>
@@ -6301,7 +5930,7 @@
       <w:tr>
         <w:tc>
           <w:tcPr>
-            <w:tcW w:type="dxa" w:w="2400"/>
+            <w:tcW w:type="dxa" w:w="2000"/>
             <w:tcBorders>
               <w:top w:val="single" w:color="BFBFBF" w:sz="4"/>
               <w:left w:val="single" w:color="BFBFBF" w:sz="4"/>
@@ -6333,7 +5962,7 @@
         </w:tc>
         <w:tc>
           <w:tcPr>
-            <w:tcW w:type="dxa" w:w="6800"/>
+            <w:tcW w:type="dxa" w:w="3600"/>
             <w:tcBorders>
               <w:top w:val="single" w:color="BFBFBF" w:sz="4"/>
               <w:left w:val="single" w:color="BFBFBF" w:sz="4"/>
@@ -6359,7 +5988,39 @@
                 <w:sz w:val="17"/>
                 <w:szCs w:val="17"/>
               </w:rPr>
-              <w:t xml:space="preserve">Validators.required → mat-error に「{フィールド名}を入力してください。」</w:t>
+              <w:t xml:space="preserve">Validators.required</w:t>
+            </w:r>
+          </w:p>
+        </w:tc>
+        <w:tc>
+          <w:tcPr>
+            <w:tcW w:type="dxa" w:w="3600"/>
+            <w:tcBorders>
+              <w:top w:val="single" w:color="BFBFBF" w:sz="4"/>
+              <w:left w:val="single" w:color="BFBFBF" w:sz="4"/>
+              <w:bottom w:val="single" w:color="BFBFBF" w:sz="4"/>
+              <w:right w:val="single" w:color="BFBFBF" w:sz="4"/>
+            </w:tcBorders>
+            <w:shd w:fill="FFFFFF" w:val="clear"/>
+            <w:tcMar>
+              <w:top w:type="dxa" w:w="60"/>
+              <w:left w:type="dxa" w:w="100"/>
+              <w:bottom w:type="dxa" w:w="60"/>
+              <w:right w:type="dxa" w:w="100"/>
+            </w:tcMar>
+            <w:vAlign w:val="top"/>
+          </w:tcPr>
+          <w:p>
+            <w:pPr>
+              <w:jc w:val="left"/>
+            </w:pPr>
+            <w:r>
+              <w:rPr>
+                <w:rFonts w:ascii="MS Gothic" w:cs="MS Gothic" w:eastAsia="MS Gothic" w:hAnsi="MS Gothic"/>
+                <w:sz w:val="17"/>
+                <w:szCs w:val="17"/>
+              </w:rPr>
+              <w:t xml:space="preserve">入力欄下に mat-error 表示「{フィールド名}を入力してください。」</w:t>
             </w:r>
           </w:p>
         </w:tc>
@@ -6367,7 +6028,7 @@
       <w:tr>
         <w:tc>
           <w:tcPr>
-            <w:tcW w:type="dxa" w:w="2400"/>
+            <w:tcW w:type="dxa" w:w="2000"/>
             <w:tcBorders>
               <w:top w:val="single" w:color="BFBFBF" w:sz="4"/>
               <w:left w:val="single" w:color="BFBFBF" w:sz="4"/>
@@ -6393,13 +6054,13 @@
                 <w:sz w:val="17"/>
                 <w:szCs w:val="17"/>
               </w:rPr>
-              <w:t xml:space="preserve">桁数チェック</w:t>
-            </w:r>
-          </w:p>
-        </w:tc>
-        <w:tc>
-          <w:tcPr>
-            <w:tcW w:type="dxa" w:w="6800"/>
+              <w:t xml:space="preserve">桁数・長さチェック</w:t>
+            </w:r>
+          </w:p>
+        </w:tc>
+        <w:tc>
+          <w:tcPr>
+            <w:tcW w:type="dxa" w:w="3600"/>
             <w:tcBorders>
               <w:top w:val="single" w:color="BFBFBF" w:sz="4"/>
               <w:left w:val="single" w:color="BFBFBF" w:sz="4"/>
@@ -6426,6 +6087,38 @@
                 <w:szCs w:val="17"/>
               </w:rPr>
               <w:t xml:space="preserve">Validators.maxLength(N) / Validators.minLength(N)</w:t>
+            </w:r>
+          </w:p>
+        </w:tc>
+        <w:tc>
+          <w:tcPr>
+            <w:tcW w:type="dxa" w:w="3600"/>
+            <w:tcBorders>
+              <w:top w:val="single" w:color="BFBFBF" w:sz="4"/>
+              <w:left w:val="single" w:color="BFBFBF" w:sz="4"/>
+              <w:bottom w:val="single" w:color="BFBFBF" w:sz="4"/>
+              <w:right w:val="single" w:color="BFBFBF" w:sz="4"/>
+            </w:tcBorders>
+            <w:shd w:fill="DEEAF1" w:val="clear"/>
+            <w:tcMar>
+              <w:top w:type="dxa" w:w="60"/>
+              <w:left w:type="dxa" w:w="100"/>
+              <w:bottom w:type="dxa" w:w="60"/>
+              <w:right w:type="dxa" w:w="100"/>
+            </w:tcMar>
+            <w:vAlign w:val="top"/>
+          </w:tcPr>
+          <w:p>
+            <w:pPr>
+              <w:jc w:val="left"/>
+            </w:pPr>
+            <w:r>
+              <w:rPr>
+                <w:rFonts w:ascii="MS Gothic" w:cs="MS Gothic" w:eastAsia="MS Gothic" w:hAnsi="MS Gothic"/>
+                <w:sz w:val="17"/>
+                <w:szCs w:val="17"/>
+              </w:rPr>
+              <w:t xml:space="preserve">入力欄下に mat-error 表示「{N}文字以内で入力してください。」</w:t>
             </w:r>
           </w:p>
         </w:tc>
@@ -6433,7 +6126,7 @@
       <w:tr>
         <w:tc>
           <w:tcPr>
-            <w:tcW w:type="dxa" w:w="2400"/>
+            <w:tcW w:type="dxa" w:w="2000"/>
             <w:tcBorders>
               <w:top w:val="single" w:color="BFBFBF" w:sz="4"/>
               <w:left w:val="single" w:color="BFBFBF" w:sz="4"/>
@@ -6465,7 +6158,7 @@
         </w:tc>
         <w:tc>
           <w:tcPr>
-            <w:tcW w:type="dxa" w:w="6800"/>
+            <w:tcW w:type="dxa" w:w="3600"/>
             <w:tcBorders>
               <w:top w:val="single" w:color="BFBFBF" w:sz="4"/>
               <w:left w:val="single" w:color="BFBFBF" w:sz="4"/>
@@ -6491,7 +6184,39 @@
                 <w:sz w:val="17"/>
                 <w:szCs w:val="17"/>
               </w:rPr>
-              <w:t xml:space="preserve">Validators.pattern(regex) / カスタム ValidatorFn（日付・数値・機種依存文字）</w:t>
+              <w:t xml:space="preserve">Validators.pattern(regex) / カスタム ValidatorFn（日付形式・数値・半角英数・機種依存文字禁止）</w:t>
+            </w:r>
+          </w:p>
+        </w:tc>
+        <w:tc>
+          <w:tcPr>
+            <w:tcW w:type="dxa" w:w="3600"/>
+            <w:tcBorders>
+              <w:top w:val="single" w:color="BFBFBF" w:sz="4"/>
+              <w:left w:val="single" w:color="BFBFBF" w:sz="4"/>
+              <w:bottom w:val="single" w:color="BFBFBF" w:sz="4"/>
+              <w:right w:val="single" w:color="BFBFBF" w:sz="4"/>
+            </w:tcBorders>
+            <w:shd w:fill="FFFFFF" w:val="clear"/>
+            <w:tcMar>
+              <w:top w:type="dxa" w:w="60"/>
+              <w:left w:type="dxa" w:w="100"/>
+              <w:bottom w:type="dxa" w:w="60"/>
+              <w:right w:type="dxa" w:w="100"/>
+            </w:tcMar>
+            <w:vAlign w:val="top"/>
+          </w:tcPr>
+          <w:p>
+            <w:pPr>
+              <w:jc w:val="left"/>
+            </w:pPr>
+            <w:r>
+              <w:rPr>
+                <w:rFonts w:ascii="MS Gothic" w:cs="MS Gothic" w:eastAsia="MS Gothic" w:hAnsi="MS Gothic"/>
+                <w:sz w:val="17"/>
+                <w:szCs w:val="17"/>
+              </w:rPr>
+              <w:t xml:space="preserve">入力欄下に mat-error 表示「{フィールド名}の形式が正しくありません。」</w:t>
             </w:r>
           </w:p>
         </w:tc>
@@ -6499,7 +6224,7 @@
       <w:tr>
         <w:tc>
           <w:tcPr>
-            <w:tcW w:type="dxa" w:w="2400"/>
+            <w:tcW w:type="dxa" w:w="2000"/>
             <w:tcBorders>
               <w:top w:val="single" w:color="BFBFBF" w:sz="4"/>
               <w:left w:val="single" w:color="BFBFBF" w:sz="4"/>
@@ -6525,13 +6250,13 @@
                 <w:sz w:val="17"/>
                 <w:szCs w:val="17"/>
               </w:rPr>
-              <w:t xml:space="preserve">範囲チェック</w:t>
-            </w:r>
-          </w:p>
-        </w:tc>
-        <w:tc>
-          <w:tcPr>
-            <w:tcW w:type="dxa" w:w="6800"/>
+              <w:t xml:space="preserve">数値範囲チェック</w:t>
+            </w:r>
+          </w:p>
+        </w:tc>
+        <w:tc>
+          <w:tcPr>
+            <w:tcW w:type="dxa" w:w="3600"/>
             <w:tcBorders>
               <w:top w:val="single" w:color="BFBFBF" w:sz="4"/>
               <w:left w:val="single" w:color="BFBFBF" w:sz="4"/>
@@ -6558,6 +6283,38 @@
                 <w:szCs w:val="17"/>
               </w:rPr>
               <w:t xml:space="preserve">Validators.min(N) / Validators.max(N)</w:t>
+            </w:r>
+          </w:p>
+        </w:tc>
+        <w:tc>
+          <w:tcPr>
+            <w:tcW w:type="dxa" w:w="3600"/>
+            <w:tcBorders>
+              <w:top w:val="single" w:color="BFBFBF" w:sz="4"/>
+              <w:left w:val="single" w:color="BFBFBF" w:sz="4"/>
+              <w:bottom w:val="single" w:color="BFBFBF" w:sz="4"/>
+              <w:right w:val="single" w:color="BFBFBF" w:sz="4"/>
+            </w:tcBorders>
+            <w:shd w:fill="DEEAF1" w:val="clear"/>
+            <w:tcMar>
+              <w:top w:type="dxa" w:w="60"/>
+              <w:left w:type="dxa" w:w="100"/>
+              <w:bottom w:type="dxa" w:w="60"/>
+              <w:right w:type="dxa" w:w="100"/>
+            </w:tcMar>
+            <w:vAlign w:val="top"/>
+          </w:tcPr>
+          <w:p>
+            <w:pPr>
+              <w:jc w:val="left"/>
+            </w:pPr>
+            <w:r>
+              <w:rPr>
+                <w:rFonts w:ascii="MS Gothic" w:cs="MS Gothic" w:eastAsia="MS Gothic" w:hAnsi="MS Gothic"/>
+                <w:sz w:val="17"/>
+                <w:szCs w:val="17"/>
+              </w:rPr>
+              <w:t xml:space="preserve">入力欄下に mat-error 表示「{min}以上{max}以下の値を入力してください。」</w:t>
             </w:r>
           </w:p>
         </w:tc>
@@ -6565,7 +6322,7 @@
       <w:tr>
         <w:tc>
           <w:tcPr>
-            <w:tcW w:type="dxa" w:w="2400"/>
+            <w:tcW w:type="dxa" w:w="2000"/>
             <w:tcBorders>
               <w:top w:val="single" w:color="BFBFBF" w:sz="4"/>
               <w:left w:val="single" w:color="BFBFBF" w:sz="4"/>
@@ -6597,7 +6354,7 @@
         </w:tc>
         <w:tc>
           <w:tcPr>
-            <w:tcW w:type="dxa" w:w="6800"/>
+            <w:tcW w:type="dxa" w:w="3600"/>
             <w:tcBorders>
               <w:top w:val="single" w:color="BFBFBF" w:sz="4"/>
               <w:left w:val="single" w:color="BFBFBF" w:sz="4"/>
@@ -6623,7 +6380,893 @@
                 <w:sz w:val="17"/>
                 <w:szCs w:val="17"/>
               </w:rPr>
-              <w:t xml:space="preserve">AbstractControl level カスタム Validator（開始日 &lt;= 終了日 等）</w:t>
+              <w:t xml:space="preserve">AbstractControl level カスタム Validator（例: 開始日 &lt;= 終了日、パスワード確認一致）</w:t>
+            </w:r>
+          </w:p>
+        </w:tc>
+        <w:tc>
+          <w:tcPr>
+            <w:tcW w:type="dxa" w:w="3600"/>
+            <w:tcBorders>
+              <w:top w:val="single" w:color="BFBFBF" w:sz="4"/>
+              <w:left w:val="single" w:color="BFBFBF" w:sz="4"/>
+              <w:bottom w:val="single" w:color="BFBFBF" w:sz="4"/>
+              <w:right w:val="single" w:color="BFBFBF" w:sz="4"/>
+            </w:tcBorders>
+            <w:shd w:fill="FFFFFF" w:val="clear"/>
+            <w:tcMar>
+              <w:top w:type="dxa" w:w="60"/>
+              <w:left w:type="dxa" w:w="100"/>
+              <w:bottom w:type="dxa" w:w="60"/>
+              <w:right w:type="dxa" w:w="100"/>
+            </w:tcMar>
+            <w:vAlign w:val="top"/>
+          </w:tcPr>
+          <w:p>
+            <w:pPr>
+              <w:jc w:val="left"/>
+            </w:pPr>
+            <w:r>
+              <w:rPr>
+                <w:rFonts w:ascii="MS Gothic" w:cs="MS Gothic" w:eastAsia="MS Gothic" w:hAnsi="MS Gothic"/>
+                <w:sz w:val="17"/>
+                <w:szCs w:val="17"/>
+              </w:rPr>
+              <w:t xml:space="preserve">冒頭メッセージエリア + 入力欄下にインライン表示</w:t>
+            </w:r>
+          </w:p>
+        </w:tc>
+      </w:tr>
+    </w:tbl>
+    <w:p>
+      <w:pPr>
+        <w:spacing w:before="0" w:after="60"/>
+      </w:pPr>
+      <w:r>
+        <w:rPr>
+          <w:rFonts w:ascii="MS Gothic" w:cs="MS Gothic" w:eastAsia="MS Gothic" w:hAnsi="MS Gothic"/>
+          <w:sz w:val="19"/>
+          <w:szCs w:val="19"/>
+        </w:rPr>
+        <w:t xml:space="preserve"/>
+      </w:r>
+    </w:p>
+    <w:p>
+      <w:pPr>
+        <w:pStyle w:val="Heading3"/>
+        <w:spacing w:before="160" w:after="60"/>
+      </w:pPr>
+      <w:r>
+        <w:rPr>
+          <w:rFonts w:ascii="MS Gothic" w:cs="MS Gothic" w:eastAsia="MS Gothic" w:hAnsi="MS Gothic"/>
+          <w:b/>
+          <w:bCs/>
+          <w:color w:val="1F3864"/>
+          <w:sz w:val="22"/>
+          <w:szCs w:val="22"/>
+        </w:rPr>
+        <w:t xml:space="preserve">（B）バックエンド側チェック — 業務ロジック・マスタ整合性検証（FluentValidation + Service 層）</w:t>
+      </w:r>
+    </w:p>
+    <w:p>
+      <w:pPr>
+        <w:spacing w:before="40" w:after="60"/>
+      </w:pPr>
+      <w:r>
+        <w:rPr>
+          <w:rFonts w:ascii="MS Gothic" w:cs="MS Gothic" w:eastAsia="MS Gothic" w:hAnsi="MS Gothic"/>
+          <w:sz w:val="19"/>
+          <w:szCs w:val="19"/>
+        </w:rPr>
+        <w:t xml:space="preserve">DBアクセスや業務ルール判断を伴うチェックはバックエンドで実装する。FluentValidation は入力 DTO の形式検証（二重防御）を担い、業務ロジックの判断は Service 層の ServiceResult&lt;T&gt; で実施する。結果は HTTP 400 + errList（FluentValidation）または HTTP 200 + errList（ServiceResult）でフロントエンドに返却する。</w:t>
+      </w:r>
+    </w:p>
+    <w:tbl>
+      <w:tblPr>
+        <w:tblW w:type="dxa" w:w="9200"/>
+        <w:tblBorders>
+          <w:top w:val="single" w:color="auto" w:sz="4"/>
+          <w:left w:val="single" w:color="auto" w:sz="4"/>
+          <w:bottom w:val="single" w:color="auto" w:sz="4"/>
+          <w:right w:val="single" w:color="auto" w:sz="4"/>
+          <w:insideH w:val="single" w:color="auto" w:sz="4"/>
+          <w:insideV w:val="single" w:color="auto" w:sz="4"/>
+        </w:tblBorders>
+      </w:tblPr>
+      <w:tblGrid>
+        <w:gridCol w:w="2200"/>
+        <w:gridCol w:w="1600"/>
+        <w:gridCol w:w="2800"/>
+        <w:gridCol w:w="2600"/>
+      </w:tblGrid>
+      <w:tr>
+        <w:tc>
+          <w:tcPr>
+            <w:tcW w:type="dxa" w:w="2200"/>
+            <w:tcBorders>
+              <w:top w:val="single" w:color="BFBFBF" w:sz="4"/>
+              <w:left w:val="single" w:color="BFBFBF" w:sz="4"/>
+              <w:bottom w:val="single" w:color="BFBFBF" w:sz="4"/>
+              <w:right w:val="single" w:color="BFBFBF" w:sz="4"/>
+            </w:tcBorders>
+            <w:shd w:fill="1F3864" w:val="clear"/>
+            <w:tcMar>
+              <w:top w:type="dxa" w:w="60"/>
+              <w:left w:type="dxa" w:w="100"/>
+              <w:bottom w:type="dxa" w:w="60"/>
+              <w:right w:type="dxa" w:w="100"/>
+            </w:tcMar>
+            <w:vAlign w:val="center"/>
+          </w:tcPr>
+          <w:p>
+            <w:pPr>
+              <w:jc w:val="center"/>
+            </w:pPr>
+            <w:r>
+              <w:rPr>
+                <w:rFonts w:ascii="MS Gothic" w:cs="MS Gothic" w:eastAsia="MS Gothic" w:hAnsi="MS Gothic"/>
+                <w:b/>
+                <w:bCs/>
+                <w:color w:val="FFFFFF"/>
+                <w:sz w:val="18"/>
+                <w:szCs w:val="18"/>
+              </w:rPr>
+              <w:t xml:space="preserve">チェック種別</w:t>
+            </w:r>
+          </w:p>
+        </w:tc>
+        <w:tc>
+          <w:tcPr>
+            <w:tcW w:type="dxa" w:w="1600"/>
+            <w:tcBorders>
+              <w:top w:val="single" w:color="BFBFBF" w:sz="4"/>
+              <w:left w:val="single" w:color="BFBFBF" w:sz="4"/>
+              <w:bottom w:val="single" w:color="BFBFBF" w:sz="4"/>
+              <w:right w:val="single" w:color="BFBFBF" w:sz="4"/>
+            </w:tcBorders>
+            <w:shd w:fill="1F3864" w:val="clear"/>
+            <w:tcMar>
+              <w:top w:type="dxa" w:w="60"/>
+              <w:left w:type="dxa" w:w="100"/>
+              <w:bottom w:type="dxa" w:w="60"/>
+              <w:right w:type="dxa" w:w="100"/>
+            </w:tcMar>
+            <w:vAlign w:val="center"/>
+          </w:tcPr>
+          <w:p>
+            <w:pPr>
+              <w:jc w:val="center"/>
+            </w:pPr>
+            <w:r>
+              <w:rPr>
+                <w:rFonts w:ascii="MS Gothic" w:cs="MS Gothic" w:eastAsia="MS Gothic" w:hAnsi="MS Gothic"/>
+                <w:b/>
+                <w:bCs/>
+                <w:color w:val="FFFFFF"/>
+                <w:sz w:val="18"/>
+                <w:szCs w:val="18"/>
+              </w:rPr>
+              <w:t xml:space="preserve">実装層</w:t>
+            </w:r>
+          </w:p>
+        </w:tc>
+        <w:tc>
+          <w:tcPr>
+            <w:tcW w:type="dxa" w:w="2800"/>
+            <w:tcBorders>
+              <w:top w:val="single" w:color="BFBFBF" w:sz="4"/>
+              <w:left w:val="single" w:color="BFBFBF" w:sz="4"/>
+              <w:bottom w:val="single" w:color="BFBFBF" w:sz="4"/>
+              <w:right w:val="single" w:color="BFBFBF" w:sz="4"/>
+            </w:tcBorders>
+            <w:shd w:fill="1F3864" w:val="clear"/>
+            <w:tcMar>
+              <w:top w:type="dxa" w:w="60"/>
+              <w:left w:type="dxa" w:w="100"/>
+              <w:bottom w:type="dxa" w:w="60"/>
+              <w:right w:type="dxa" w:w="100"/>
+            </w:tcMar>
+            <w:vAlign w:val="center"/>
+          </w:tcPr>
+          <w:p>
+            <w:pPr>
+              <w:jc w:val="center"/>
+            </w:pPr>
+            <w:r>
+              <w:rPr>
+                <w:rFonts w:ascii="MS Gothic" w:cs="MS Gothic" w:eastAsia="MS Gothic" w:hAnsi="MS Gothic"/>
+                <w:b/>
+                <w:bCs/>
+                <w:color w:val="FFFFFF"/>
+                <w:sz w:val="18"/>
+                <w:szCs w:val="18"/>
+              </w:rPr>
+              <w:t xml:space="preserve">実装方式</w:t>
+            </w:r>
+          </w:p>
+        </w:tc>
+        <w:tc>
+          <w:tcPr>
+            <w:tcW w:type="dxa" w:w="2600"/>
+            <w:tcBorders>
+              <w:top w:val="single" w:color="BFBFBF" w:sz="4"/>
+              <w:left w:val="single" w:color="BFBFBF" w:sz="4"/>
+              <w:bottom w:val="single" w:color="BFBFBF" w:sz="4"/>
+              <w:right w:val="single" w:color="BFBFBF" w:sz="4"/>
+            </w:tcBorders>
+            <w:shd w:fill="1F3864" w:val="clear"/>
+            <w:tcMar>
+              <w:top w:type="dxa" w:w="60"/>
+              <w:left w:type="dxa" w:w="100"/>
+              <w:bottom w:type="dxa" w:w="60"/>
+              <w:right w:type="dxa" w:w="100"/>
+            </w:tcMar>
+            <w:vAlign w:val="center"/>
+          </w:tcPr>
+          <w:p>
+            <w:pPr>
+              <w:jc w:val="center"/>
+            </w:pPr>
+            <w:r>
+              <w:rPr>
+                <w:rFonts w:ascii="MS Gothic" w:cs="MS Gothic" w:eastAsia="MS Gothic" w:hAnsi="MS Gothic"/>
+                <w:b/>
+                <w:bCs/>
+                <w:color w:val="FFFFFF"/>
+                <w:sz w:val="18"/>
+                <w:szCs w:val="18"/>
+              </w:rPr>
+              <w:t xml:space="preserve">レスポンス形式</w:t>
+            </w:r>
+          </w:p>
+        </w:tc>
+      </w:tr>
+      <w:tr>
+        <w:tc>
+          <w:tcPr>
+            <w:tcW w:type="dxa" w:w="2200"/>
+            <w:tcBorders>
+              <w:top w:val="single" w:color="BFBFBF" w:sz="4"/>
+              <w:left w:val="single" w:color="BFBFBF" w:sz="4"/>
+              <w:bottom w:val="single" w:color="BFBFBF" w:sz="4"/>
+              <w:right w:val="single" w:color="BFBFBF" w:sz="4"/>
+            </w:tcBorders>
+            <w:shd w:fill="FFFFFF" w:val="clear"/>
+            <w:tcMar>
+              <w:top w:type="dxa" w:w="60"/>
+              <w:left w:type="dxa" w:w="100"/>
+              <w:bottom w:type="dxa" w:w="60"/>
+              <w:right w:type="dxa" w:w="100"/>
+            </w:tcMar>
+            <w:vAlign w:val="top"/>
+          </w:tcPr>
+          <w:p>
+            <w:pPr>
+              <w:jc w:val="left"/>
+            </w:pPr>
+            <w:r>
+              <w:rPr>
+                <w:rFonts w:ascii="MS Gothic" w:cs="MS Gothic" w:eastAsia="MS Gothic" w:hAnsi="MS Gothic"/>
+                <w:sz w:val="17"/>
+                <w:szCs w:val="17"/>
+              </w:rPr>
+              <w:t xml:space="preserve">マスタ存在確認（コード値の実在チェック）</w:t>
+            </w:r>
+          </w:p>
+        </w:tc>
+        <w:tc>
+          <w:tcPr>
+            <w:tcW w:type="dxa" w:w="1600"/>
+            <w:tcBorders>
+              <w:top w:val="single" w:color="BFBFBF" w:sz="4"/>
+              <w:left w:val="single" w:color="BFBFBF" w:sz="4"/>
+              <w:bottom w:val="single" w:color="BFBFBF" w:sz="4"/>
+              <w:right w:val="single" w:color="BFBFBF" w:sz="4"/>
+            </w:tcBorders>
+            <w:shd w:fill="FFFFFF" w:val="clear"/>
+            <w:tcMar>
+              <w:top w:type="dxa" w:w="60"/>
+              <w:left w:type="dxa" w:w="100"/>
+              <w:bottom w:type="dxa" w:w="60"/>
+              <w:right w:type="dxa" w:w="100"/>
+            </w:tcMar>
+            <w:vAlign w:val="top"/>
+          </w:tcPr>
+          <w:p>
+            <w:pPr>
+              <w:jc w:val="center"/>
+            </w:pPr>
+            <w:r>
+              <w:rPr>
+                <w:rFonts w:ascii="MS Gothic" w:cs="MS Gothic" w:eastAsia="MS Gothic" w:hAnsi="MS Gothic"/>
+                <w:sz w:val="17"/>
+                <w:szCs w:val="17"/>
+              </w:rPr>
+              <w:t xml:space="preserve">Service 層</w:t>
+            </w:r>
+          </w:p>
+        </w:tc>
+        <w:tc>
+          <w:tcPr>
+            <w:tcW w:type="dxa" w:w="2800"/>
+            <w:tcBorders>
+              <w:top w:val="single" w:color="BFBFBF" w:sz="4"/>
+              <w:left w:val="single" w:color="BFBFBF" w:sz="4"/>
+              <w:bottom w:val="single" w:color="BFBFBF" w:sz="4"/>
+              <w:right w:val="single" w:color="BFBFBF" w:sz="4"/>
+            </w:tcBorders>
+            <w:shd w:fill="FFFFFF" w:val="clear"/>
+            <w:tcMar>
+              <w:top w:type="dxa" w:w="60"/>
+              <w:left w:type="dxa" w:w="100"/>
+              <w:bottom w:type="dxa" w:w="60"/>
+              <w:right w:type="dxa" w:w="100"/>
+            </w:tcMar>
+            <w:vAlign w:val="top"/>
+          </w:tcPr>
+          <w:p>
+            <w:pPr>
+              <w:jc w:val="left"/>
+            </w:pPr>
+            <w:r>
+              <w:rPr>
+                <w:rFonts w:ascii="MS Gothic" w:cs="MS Gothic" w:eastAsia="MS Gothic" w:hAnsi="MS Gothic"/>
+                <w:sz w:val="17"/>
+                <w:szCs w:val="17"/>
+              </w:rPr>
+              <w:t xml:space="preserve">Repository で DB 照会 → 存在しない場合 result.AddError("E{SYS}4xxxx")</w:t>
+            </w:r>
+          </w:p>
+        </w:tc>
+        <w:tc>
+          <w:tcPr>
+            <w:tcW w:type="dxa" w:w="2600"/>
+            <w:tcBorders>
+              <w:top w:val="single" w:color="BFBFBF" w:sz="4"/>
+              <w:left w:val="single" w:color="BFBFBF" w:sz="4"/>
+              <w:bottom w:val="single" w:color="BFBFBF" w:sz="4"/>
+              <w:right w:val="single" w:color="BFBFBF" w:sz="4"/>
+            </w:tcBorders>
+            <w:shd w:fill="FFFFFF" w:val="clear"/>
+            <w:tcMar>
+              <w:top w:type="dxa" w:w="60"/>
+              <w:left w:type="dxa" w:w="100"/>
+              <w:bottom w:type="dxa" w:w="60"/>
+              <w:right w:type="dxa" w:w="100"/>
+            </w:tcMar>
+            <w:vAlign w:val="top"/>
+          </w:tcPr>
+          <w:p>
+            <w:pPr>
+              <w:jc w:val="left"/>
+            </w:pPr>
+            <w:r>
+              <w:rPr>
+                <w:rFonts w:ascii="MS Gothic" w:cs="MS Gothic" w:eastAsia="MS Gothic" w:hAnsi="MS Gothic"/>
+                <w:sz w:val="17"/>
+                <w:szCs w:val="17"/>
+              </w:rPr>
+              <w:t xml:space="preserve">HTTP 200 + errList（ngx-toastr 赤）</w:t>
+            </w:r>
+          </w:p>
+        </w:tc>
+      </w:tr>
+      <w:tr>
+        <w:tc>
+          <w:tcPr>
+            <w:tcW w:type="dxa" w:w="2200"/>
+            <w:tcBorders>
+              <w:top w:val="single" w:color="BFBFBF" w:sz="4"/>
+              <w:left w:val="single" w:color="BFBFBF" w:sz="4"/>
+              <w:bottom w:val="single" w:color="BFBFBF" w:sz="4"/>
+              <w:right w:val="single" w:color="BFBFBF" w:sz="4"/>
+            </w:tcBorders>
+            <w:shd w:fill="DEEAF1" w:val="clear"/>
+            <w:tcMar>
+              <w:top w:type="dxa" w:w="60"/>
+              <w:left w:type="dxa" w:w="100"/>
+              <w:bottom w:type="dxa" w:w="60"/>
+              <w:right w:type="dxa" w:w="100"/>
+            </w:tcMar>
+            <w:vAlign w:val="top"/>
+          </w:tcPr>
+          <w:p>
+            <w:pPr>
+              <w:jc w:val="left"/>
+            </w:pPr>
+            <w:r>
+              <w:rPr>
+                <w:rFonts w:ascii="MS Gothic" w:cs="MS Gothic" w:eastAsia="MS Gothic" w:hAnsi="MS Gothic"/>
+                <w:sz w:val="17"/>
+                <w:szCs w:val="17"/>
+              </w:rPr>
+              <w:t xml:space="preserve">重複チェック（登録済みレコードの重複確認）</w:t>
+            </w:r>
+          </w:p>
+        </w:tc>
+        <w:tc>
+          <w:tcPr>
+            <w:tcW w:type="dxa" w:w="1600"/>
+            <w:tcBorders>
+              <w:top w:val="single" w:color="BFBFBF" w:sz="4"/>
+              <w:left w:val="single" w:color="BFBFBF" w:sz="4"/>
+              <w:bottom w:val="single" w:color="BFBFBF" w:sz="4"/>
+              <w:right w:val="single" w:color="BFBFBF" w:sz="4"/>
+            </w:tcBorders>
+            <w:shd w:fill="DEEAF1" w:val="clear"/>
+            <w:tcMar>
+              <w:top w:type="dxa" w:w="60"/>
+              <w:left w:type="dxa" w:w="100"/>
+              <w:bottom w:type="dxa" w:w="60"/>
+              <w:right w:type="dxa" w:w="100"/>
+            </w:tcMar>
+            <w:vAlign w:val="top"/>
+          </w:tcPr>
+          <w:p>
+            <w:pPr>
+              <w:jc w:val="center"/>
+            </w:pPr>
+            <w:r>
+              <w:rPr>
+                <w:rFonts w:ascii="MS Gothic" w:cs="MS Gothic" w:eastAsia="MS Gothic" w:hAnsi="MS Gothic"/>
+                <w:sz w:val="17"/>
+                <w:szCs w:val="17"/>
+              </w:rPr>
+              <w:t xml:space="preserve">Service 層</w:t>
+            </w:r>
+          </w:p>
+        </w:tc>
+        <w:tc>
+          <w:tcPr>
+            <w:tcW w:type="dxa" w:w="2800"/>
+            <w:tcBorders>
+              <w:top w:val="single" w:color="BFBFBF" w:sz="4"/>
+              <w:left w:val="single" w:color="BFBFBF" w:sz="4"/>
+              <w:bottom w:val="single" w:color="BFBFBF" w:sz="4"/>
+              <w:right w:val="single" w:color="BFBFBF" w:sz="4"/>
+            </w:tcBorders>
+            <w:shd w:fill="DEEAF1" w:val="clear"/>
+            <w:tcMar>
+              <w:top w:type="dxa" w:w="60"/>
+              <w:left w:type="dxa" w:w="100"/>
+              <w:bottom w:type="dxa" w:w="60"/>
+              <w:right w:type="dxa" w:w="100"/>
+            </w:tcMar>
+            <w:vAlign w:val="top"/>
+          </w:tcPr>
+          <w:p>
+            <w:pPr>
+              <w:jc w:val="left"/>
+            </w:pPr>
+            <w:r>
+              <w:rPr>
+                <w:rFonts w:ascii="MS Gothic" w:cs="MS Gothic" w:eastAsia="MS Gothic" w:hAnsi="MS Gothic"/>
+                <w:sz w:val="17"/>
+                <w:szCs w:val="17"/>
+              </w:rPr>
+              <w:t xml:space="preserve">Repository でキー重複確認 → 重複時 result.AddError("E{SYS}4xxxx")</w:t>
+            </w:r>
+          </w:p>
+        </w:tc>
+        <w:tc>
+          <w:tcPr>
+            <w:tcW w:type="dxa" w:w="2600"/>
+            <w:tcBorders>
+              <w:top w:val="single" w:color="BFBFBF" w:sz="4"/>
+              <w:left w:val="single" w:color="BFBFBF" w:sz="4"/>
+              <w:bottom w:val="single" w:color="BFBFBF" w:sz="4"/>
+              <w:right w:val="single" w:color="BFBFBF" w:sz="4"/>
+            </w:tcBorders>
+            <w:shd w:fill="DEEAF1" w:val="clear"/>
+            <w:tcMar>
+              <w:top w:type="dxa" w:w="60"/>
+              <w:left w:type="dxa" w:w="100"/>
+              <w:bottom w:type="dxa" w:w="60"/>
+              <w:right w:type="dxa" w:w="100"/>
+            </w:tcMar>
+            <w:vAlign w:val="top"/>
+          </w:tcPr>
+          <w:p>
+            <w:pPr>
+              <w:jc w:val="left"/>
+            </w:pPr>
+            <w:r>
+              <w:rPr>
+                <w:rFonts w:ascii="MS Gothic" w:cs="MS Gothic" w:eastAsia="MS Gothic" w:hAnsi="MS Gothic"/>
+                <w:sz w:val="17"/>
+                <w:szCs w:val="17"/>
+              </w:rPr>
+              <w:t xml:space="preserve">HTTP 200 + errList（ngx-toastr 赤）</w:t>
+            </w:r>
+          </w:p>
+        </w:tc>
+      </w:tr>
+      <w:tr>
+        <w:tc>
+          <w:tcPr>
+            <w:tcW w:type="dxa" w:w="2200"/>
+            <w:tcBorders>
+              <w:top w:val="single" w:color="BFBFBF" w:sz="4"/>
+              <w:left w:val="single" w:color="BFBFBF" w:sz="4"/>
+              <w:bottom w:val="single" w:color="BFBFBF" w:sz="4"/>
+              <w:right w:val="single" w:color="BFBFBF" w:sz="4"/>
+            </w:tcBorders>
+            <w:shd w:fill="FFFFFF" w:val="clear"/>
+            <w:tcMar>
+              <w:top w:type="dxa" w:w="60"/>
+              <w:left w:type="dxa" w:w="100"/>
+              <w:bottom w:type="dxa" w:w="60"/>
+              <w:right w:type="dxa" w:w="100"/>
+            </w:tcMar>
+            <w:vAlign w:val="top"/>
+          </w:tcPr>
+          <w:p>
+            <w:pPr>
+              <w:jc w:val="left"/>
+            </w:pPr>
+            <w:r>
+              <w:rPr>
+                <w:rFonts w:ascii="MS Gothic" w:cs="MS Gothic" w:eastAsia="MS Gothic" w:hAnsi="MS Gothic"/>
+                <w:sz w:val="17"/>
+                <w:szCs w:val="17"/>
+              </w:rPr>
+              <w:t xml:space="preserve">業務ルール判定（保証条件計算・審査ロジック等）</w:t>
+            </w:r>
+          </w:p>
+        </w:tc>
+        <w:tc>
+          <w:tcPr>
+            <w:tcW w:type="dxa" w:w="1600"/>
+            <w:tcBorders>
+              <w:top w:val="single" w:color="BFBFBF" w:sz="4"/>
+              <w:left w:val="single" w:color="BFBFBF" w:sz="4"/>
+              <w:bottom w:val="single" w:color="BFBFBF" w:sz="4"/>
+              <w:right w:val="single" w:color="BFBFBF" w:sz="4"/>
+            </w:tcBorders>
+            <w:shd w:fill="FFFFFF" w:val="clear"/>
+            <w:tcMar>
+              <w:top w:type="dxa" w:w="60"/>
+              <w:left w:type="dxa" w:w="100"/>
+              <w:bottom w:type="dxa" w:w="60"/>
+              <w:right w:type="dxa" w:w="100"/>
+            </w:tcMar>
+            <w:vAlign w:val="top"/>
+          </w:tcPr>
+          <w:p>
+            <w:pPr>
+              <w:jc w:val="center"/>
+            </w:pPr>
+            <w:r>
+              <w:rPr>
+                <w:rFonts w:ascii="MS Gothic" w:cs="MS Gothic" w:eastAsia="MS Gothic" w:hAnsi="MS Gothic"/>
+                <w:sz w:val="17"/>
+                <w:szCs w:val="17"/>
+              </w:rPr>
+              <w:t xml:space="preserve">Service 層</w:t>
+            </w:r>
+          </w:p>
+        </w:tc>
+        <w:tc>
+          <w:tcPr>
+            <w:tcW w:type="dxa" w:w="2800"/>
+            <w:tcBorders>
+              <w:top w:val="single" w:color="BFBFBF" w:sz="4"/>
+              <w:left w:val="single" w:color="BFBFBF" w:sz="4"/>
+              <w:bottom w:val="single" w:color="BFBFBF" w:sz="4"/>
+              <w:right w:val="single" w:color="BFBFBF" w:sz="4"/>
+            </w:tcBorders>
+            <w:shd w:fill="FFFFFF" w:val="clear"/>
+            <w:tcMar>
+              <w:top w:type="dxa" w:w="60"/>
+              <w:left w:type="dxa" w:w="100"/>
+              <w:bottom w:type="dxa" w:w="60"/>
+              <w:right w:type="dxa" w:w="100"/>
+            </w:tcMar>
+            <w:vAlign w:val="top"/>
+          </w:tcPr>
+          <w:p>
+            <w:pPr>
+              <w:jc w:val="left"/>
+            </w:pPr>
+            <w:r>
+              <w:rPr>
+                <w:rFonts w:ascii="MS Gothic" w:cs="MS Gothic" w:eastAsia="MS Gothic" w:hAnsi="MS Gothic"/>
+                <w:sz w:val="17"/>
+                <w:szCs w:val="17"/>
+              </w:rPr>
+              <w:t xml:space="preserve">ServiceResult&lt;T&gt; にエラー/警告を設定（AddError / AddWarning）</w:t>
+            </w:r>
+          </w:p>
+        </w:tc>
+        <w:tc>
+          <w:tcPr>
+            <w:tcW w:type="dxa" w:w="2600"/>
+            <w:tcBorders>
+              <w:top w:val="single" w:color="BFBFBF" w:sz="4"/>
+              <w:left w:val="single" w:color="BFBFBF" w:sz="4"/>
+              <w:bottom w:val="single" w:color="BFBFBF" w:sz="4"/>
+              <w:right w:val="single" w:color="BFBFBF" w:sz="4"/>
+            </w:tcBorders>
+            <w:shd w:fill="FFFFFF" w:val="clear"/>
+            <w:tcMar>
+              <w:top w:type="dxa" w:w="60"/>
+              <w:left w:type="dxa" w:w="100"/>
+              <w:bottom w:type="dxa" w:w="60"/>
+              <w:right w:type="dxa" w:w="100"/>
+            </w:tcMar>
+            <w:vAlign w:val="top"/>
+          </w:tcPr>
+          <w:p>
+            <w:pPr>
+              <w:jc w:val="left"/>
+            </w:pPr>
+            <w:r>
+              <w:rPr>
+                <w:rFonts w:ascii="MS Gothic" w:cs="MS Gothic" w:eastAsia="MS Gothic" w:hAnsi="MS Gothic"/>
+                <w:sz w:val="17"/>
+                <w:szCs w:val="17"/>
+              </w:rPr>
+              <w:t xml:space="preserve">HTTP 200 + errList/wrnList（ngx-toastr 赤/黄）</w:t>
+            </w:r>
+          </w:p>
+        </w:tc>
+      </w:tr>
+      <w:tr>
+        <w:tc>
+          <w:tcPr>
+            <w:tcW w:type="dxa" w:w="2200"/>
+            <w:tcBorders>
+              <w:top w:val="single" w:color="BFBFBF" w:sz="4"/>
+              <w:left w:val="single" w:color="BFBFBF" w:sz="4"/>
+              <w:bottom w:val="single" w:color="BFBFBF" w:sz="4"/>
+              <w:right w:val="single" w:color="BFBFBF" w:sz="4"/>
+            </w:tcBorders>
+            <w:shd w:fill="DEEAF1" w:val="clear"/>
+            <w:tcMar>
+              <w:top w:type="dxa" w:w="60"/>
+              <w:left w:type="dxa" w:w="100"/>
+              <w:bottom w:type="dxa" w:w="60"/>
+              <w:right w:type="dxa" w:w="100"/>
+            </w:tcMar>
+            <w:vAlign w:val="top"/>
+          </w:tcPr>
+          <w:p>
+            <w:pPr>
+              <w:jc w:val="left"/>
+            </w:pPr>
+            <w:r>
+              <w:rPr>
+                <w:rFonts w:ascii="MS Gothic" w:cs="MS Gothic" w:eastAsia="MS Gothic" w:hAnsi="MS Gothic"/>
+                <w:sz w:val="17"/>
+                <w:szCs w:val="17"/>
+              </w:rPr>
+              <w:t xml:space="preserve">楽観排他チェック（他ユーザによる更新競合）</w:t>
+            </w:r>
+          </w:p>
+        </w:tc>
+        <w:tc>
+          <w:tcPr>
+            <w:tcW w:type="dxa" w:w="1600"/>
+            <w:tcBorders>
+              <w:top w:val="single" w:color="BFBFBF" w:sz="4"/>
+              <w:left w:val="single" w:color="BFBFBF" w:sz="4"/>
+              <w:bottom w:val="single" w:color="BFBFBF" w:sz="4"/>
+              <w:right w:val="single" w:color="BFBFBF" w:sz="4"/>
+            </w:tcBorders>
+            <w:shd w:fill="DEEAF1" w:val="clear"/>
+            <w:tcMar>
+              <w:top w:type="dxa" w:w="60"/>
+              <w:left w:type="dxa" w:w="100"/>
+              <w:bottom w:type="dxa" w:w="60"/>
+              <w:right w:type="dxa" w:w="100"/>
+            </w:tcMar>
+            <w:vAlign w:val="top"/>
+          </w:tcPr>
+          <w:p>
+            <w:pPr>
+              <w:jc w:val="center"/>
+            </w:pPr>
+            <w:r>
+              <w:rPr>
+                <w:rFonts w:ascii="MS Gothic" w:cs="MS Gothic" w:eastAsia="MS Gothic" w:hAnsi="MS Gothic"/>
+                <w:sz w:val="17"/>
+                <w:szCs w:val="17"/>
+              </w:rPr>
+              <w:t xml:space="preserve">Service 層</w:t>
+            </w:r>
+          </w:p>
+        </w:tc>
+        <w:tc>
+          <w:tcPr>
+            <w:tcW w:type="dxa" w:w="2800"/>
+            <w:tcBorders>
+              <w:top w:val="single" w:color="BFBFBF" w:sz="4"/>
+              <w:left w:val="single" w:color="BFBFBF" w:sz="4"/>
+              <w:bottom w:val="single" w:color="BFBFBF" w:sz="4"/>
+              <w:right w:val="single" w:color="BFBFBF" w:sz="4"/>
+            </w:tcBorders>
+            <w:shd w:fill="DEEAF1" w:val="clear"/>
+            <w:tcMar>
+              <w:top w:type="dxa" w:w="60"/>
+              <w:left w:type="dxa" w:w="100"/>
+              <w:bottom w:type="dxa" w:w="60"/>
+              <w:right w:type="dxa" w:w="100"/>
+            </w:tcMar>
+            <w:vAlign w:val="top"/>
+          </w:tcPr>
+          <w:p>
+            <w:pPr>
+              <w:jc w:val="left"/>
+            </w:pPr>
+            <w:r>
+              <w:rPr>
+                <w:rFonts w:ascii="MS Gothic" w:cs="MS Gothic" w:eastAsia="MS Gothic" w:hAnsi="MS Gothic"/>
+                <w:sz w:val="17"/>
+                <w:szCs w:val="17"/>
+              </w:rPr>
+              <w:t xml:space="preserve">EF Core DbUpdateConcurrencyException を捕捉 → result.AddError("ESATEI41001") RowVersion カラムで検出</w:t>
+            </w:r>
+          </w:p>
+        </w:tc>
+        <w:tc>
+          <w:tcPr>
+            <w:tcW w:type="dxa" w:w="2600"/>
+            <w:tcBorders>
+              <w:top w:val="single" w:color="BFBFBF" w:sz="4"/>
+              <w:left w:val="single" w:color="BFBFBF" w:sz="4"/>
+              <w:bottom w:val="single" w:color="BFBFBF" w:sz="4"/>
+              <w:right w:val="single" w:color="BFBFBF" w:sz="4"/>
+            </w:tcBorders>
+            <w:shd w:fill="DEEAF1" w:val="clear"/>
+            <w:tcMar>
+              <w:top w:type="dxa" w:w="60"/>
+              <w:left w:type="dxa" w:w="100"/>
+              <w:bottom w:type="dxa" w:w="60"/>
+              <w:right w:type="dxa" w:w="100"/>
+            </w:tcMar>
+            <w:vAlign w:val="top"/>
+          </w:tcPr>
+          <w:p>
+            <w:pPr>
+              <w:jc w:val="left"/>
+            </w:pPr>
+            <w:r>
+              <w:rPr>
+                <w:rFonts w:ascii="MS Gothic" w:cs="MS Gothic" w:eastAsia="MS Gothic" w:hAnsi="MS Gothic"/>
+                <w:sz w:val="17"/>
+                <w:szCs w:val="17"/>
+              </w:rPr>
+              <w:t xml:space="preserve">HTTP 200 + errList（ngx-toastr 赤）</w:t>
+            </w:r>
+          </w:p>
+        </w:tc>
+      </w:tr>
+      <w:tr>
+        <w:tc>
+          <w:tcPr>
+            <w:tcW w:type="dxa" w:w="2200"/>
+            <w:tcBorders>
+              <w:top w:val="single" w:color="BFBFBF" w:sz="4"/>
+              <w:left w:val="single" w:color="BFBFBF" w:sz="4"/>
+              <w:bottom w:val="single" w:color="BFBFBF" w:sz="4"/>
+              <w:right w:val="single" w:color="BFBFBF" w:sz="4"/>
+            </w:tcBorders>
+            <w:shd w:fill="FFFFFF" w:val="clear"/>
+            <w:tcMar>
+              <w:top w:type="dxa" w:w="60"/>
+              <w:left w:type="dxa" w:w="100"/>
+              <w:bottom w:type="dxa" w:w="60"/>
+              <w:right w:type="dxa" w:w="100"/>
+            </w:tcMar>
+            <w:vAlign w:val="top"/>
+          </w:tcPr>
+          <w:p>
+            <w:pPr>
+              <w:jc w:val="left"/>
+            </w:pPr>
+            <w:r>
+              <w:rPr>
+                <w:rFonts w:ascii="MS Gothic" w:cs="MS Gothic" w:eastAsia="MS Gothic" w:hAnsi="MS Gothic"/>
+                <w:sz w:val="17"/>
+                <w:szCs w:val="17"/>
+              </w:rPr>
+              <w:t xml:space="preserve">入力 DTO 形式検証（二重防御）</w:t>
+            </w:r>
+          </w:p>
+        </w:tc>
+        <w:tc>
+          <w:tcPr>
+            <w:tcW w:type="dxa" w:w="1600"/>
+            <w:tcBorders>
+              <w:top w:val="single" w:color="BFBFBF" w:sz="4"/>
+              <w:left w:val="single" w:color="BFBFBF" w:sz="4"/>
+              <w:bottom w:val="single" w:color="BFBFBF" w:sz="4"/>
+              <w:right w:val="single" w:color="BFBFBF" w:sz="4"/>
+            </w:tcBorders>
+            <w:shd w:fill="FFFFFF" w:val="clear"/>
+            <w:tcMar>
+              <w:top w:type="dxa" w:w="60"/>
+              <w:left w:type="dxa" w:w="100"/>
+              <w:bottom w:type="dxa" w:w="60"/>
+              <w:right w:type="dxa" w:w="100"/>
+            </w:tcMar>
+            <w:vAlign w:val="top"/>
+          </w:tcPr>
+          <w:p>
+            <w:pPr>
+              <w:jc w:val="center"/>
+            </w:pPr>
+            <w:r>
+              <w:rPr>
+                <w:rFonts w:ascii="MS Gothic" w:cs="MS Gothic" w:eastAsia="MS Gothic" w:hAnsi="MS Gothic"/>
+                <w:sz w:val="17"/>
+                <w:szCs w:val="17"/>
+              </w:rPr>
+              <w:t xml:space="preserve">FluentValidation</w:t>
+            </w:r>
+          </w:p>
+        </w:tc>
+        <w:tc>
+          <w:tcPr>
+            <w:tcW w:type="dxa" w:w="2800"/>
+            <w:tcBorders>
+              <w:top w:val="single" w:color="BFBFBF" w:sz="4"/>
+              <w:left w:val="single" w:color="BFBFBF" w:sz="4"/>
+              <w:bottom w:val="single" w:color="BFBFBF" w:sz="4"/>
+              <w:right w:val="single" w:color="BFBFBF" w:sz="4"/>
+            </w:tcBorders>
+            <w:shd w:fill="FFFFFF" w:val="clear"/>
+            <w:tcMar>
+              <w:top w:type="dxa" w:w="60"/>
+              <w:left w:type="dxa" w:w="100"/>
+              <w:bottom w:type="dxa" w:w="60"/>
+              <w:right w:type="dxa" w:w="100"/>
+            </w:tcMar>
+            <w:vAlign w:val="top"/>
+          </w:tcPr>
+          <w:p>
+            <w:pPr>
+              <w:jc w:val="left"/>
+            </w:pPr>
+            <w:r>
+              <w:rPr>
+                <w:rFonts w:ascii="MS Gothic" w:cs="MS Gothic" w:eastAsia="MS Gothic" w:hAnsi="MS Gothic"/>
+                <w:sz w:val="17"/>
+                <w:szCs w:val="17"/>
+              </w:rPr>
+              <w:t xml:space="preserve">AbstractValidator&lt;T&gt; で必須・桁数・形式を再検証（フロントエンド迂回対策）</w:t>
+            </w:r>
+          </w:p>
+        </w:tc>
+        <w:tc>
+          <w:tcPr>
+            <w:tcW w:type="dxa" w:w="2600"/>
+            <w:tcBorders>
+              <w:top w:val="single" w:color="BFBFBF" w:sz="4"/>
+              <w:left w:val="single" w:color="BFBFBF" w:sz="4"/>
+              <w:bottom w:val="single" w:color="BFBFBF" w:sz="4"/>
+              <w:right w:val="single" w:color="BFBFBF" w:sz="4"/>
+            </w:tcBorders>
+            <w:shd w:fill="FFFFFF" w:val="clear"/>
+            <w:tcMar>
+              <w:top w:type="dxa" w:w="60"/>
+              <w:left w:type="dxa" w:w="100"/>
+              <w:bottom w:type="dxa" w:w="60"/>
+              <w:right w:type="dxa" w:w="100"/>
+            </w:tcMar>
+            <w:vAlign w:val="top"/>
+          </w:tcPr>
+          <w:p>
+            <w:pPr>
+              <w:jc w:val="left"/>
+            </w:pPr>
+            <w:r>
+              <w:rPr>
+                <w:rFonts w:ascii="MS Gothic" w:cs="MS Gothic" w:eastAsia="MS Gothic" w:hAnsi="MS Gothic"/>
+                <w:sz w:val="17"/>
+                <w:szCs w:val="17"/>
+              </w:rPr>
+              <w:t xml:space="preserve">HTTP 400 + errList（ngx-toastr 赤）</w:t>
             </w:r>
           </w:p>
         </w:tc>
